--- a/courts/second-circuit/court-of-appeals/answering-brief/usage/OUTPUT-answering-brief.docx
+++ b/courts/second-circuit/court-of-appeals/answering-brief/usage/OUTPUT-answering-brief.docx
@@ -4,27 +4,15 @@
   <w:body>
     <w:p>
       <w:pPr>
-        <w:pStyle w:val="CenterSingle"/>
-      </w:pPr>
-      <w:r>
-        <w:rPr>
-          <w:b/>
-          <w:bCs/>
-        </w:rPr>
-        <w:t xml:space="preserve">No. 25-2247</w:t>
-      </w:r>
-    </w:p>
-    <w:p>
-      <w:pPr>
-        <w:pBdr>
-          <w:bottom w:val="double" w:sz="4" w:space="1" w:color="000000"/>
-        </w:pBdr>
-        <w:spacing w:before="120" w:after="120" w:line="240" w:lineRule="auto"/>
-      </w:pPr>
-    </w:p>
-    <w:p>
-      <w:pPr>
-        <w:pStyle w:val="CenterSingle"/>
+        <w:pStyle w:val="Docket"/>
+      </w:pPr>
+      <w:r>
+        <w:t xml:space="preserve">25-2247</w:t>
+      </w:r>
+    </w:p>
+    <w:p>
+      <w:pPr>
+        <w:pStyle w:val="Centered"/>
       </w:pPr>
       <w:r>
         <w:rPr>
@@ -33,9 +21,11 @@
         </w:rPr>
         <w:t xml:space="preserve">IN THE</w:t>
       </w:r>
-      <w:r>
-        <w:br/>
-      </w:r>
+    </w:p>
+    <w:p>
+      <w:pPr>
+        <w:pStyle w:val="Centered"/>
+      </w:pPr>
       <w:r>
         <w:rPr>
           <w:b/>
@@ -46,17 +36,15 @@
     </w:p>
     <w:p>
       <w:pPr>
-        <w:pBdr>
-          <w:bottom w:val="single" w:sz="6" w:space="1" w:color="000000"/>
-        </w:pBdr>
-        <w:spacing w:before="240" w:after="240" w:line="240" w:lineRule="auto"/>
-        <w:ind w:left="2880" w:right="2880"/>
-        <w:jc w:val="center"/>
-      </w:pPr>
-    </w:p>
-    <w:p>
-      <w:pPr>
-        <w:pStyle w:val="CenterSingle"/>
+        <w:pStyle w:val="RuleShort"/>
+      </w:pPr>
+      <w:r>
+        <w:t xml:space="preserve"> </w:t>
+      </w:r>
+    </w:p>
+    <w:p>
+      <w:pPr>
+        <w:pStyle w:val="Centered"/>
       </w:pPr>
       <w:r>
         <w:t xml:space="preserve">Gideon Rapaport,</w:t>
@@ -64,7 +52,7 @@
     </w:p>
     <w:p>
       <w:pPr>
-        <w:pStyle w:val="CenterSingle"/>
+        <w:pStyle w:val="Centered"/>
       </w:pPr>
       <w:r>
         <w:t xml:space="preserve">Plaintiff-Appellant,</w:t>
@@ -72,7 +60,7 @@
     </w:p>
     <w:p>
       <w:pPr>
-        <w:pStyle w:val="CenterSingle"/>
+        <w:pStyle w:val="CoverPart"/>
       </w:pPr>
       <w:r>
         <w:t xml:space="preserve">– v. –</w:t>
@@ -80,7 +68,7 @@
     </w:p>
     <w:p>
       <w:pPr>
-        <w:pStyle w:val="CenterSingle"/>
+        <w:pStyle w:val="Centered"/>
       </w:pPr>
       <w:r>
         <w:t xml:space="preserve">Abigail Finkelman,</w:t>
@@ -88,7 +76,7 @@
     </w:p>
     <w:p>
       <w:pPr>
-        <w:pStyle w:val="CenterSingle"/>
+        <w:pStyle w:val="Centered"/>
       </w:pPr>
       <w:r>
         <w:t xml:space="preserve">Defendant-Appellee.</w:t>
@@ -96,17 +84,15 @@
     </w:p>
     <w:p>
       <w:pPr>
-        <w:pBdr>
-          <w:bottom w:val="single" w:sz="6" w:space="1" w:color="000000"/>
-        </w:pBdr>
-        <w:spacing w:before="240" w:after="240" w:line="240" w:lineRule="auto"/>
-        <w:ind w:left="2880" w:right="2880"/>
-        <w:jc w:val="center"/>
-      </w:pPr>
-    </w:p>
-    <w:p>
-      <w:pPr>
-        <w:pStyle w:val="CenterSingle"/>
+        <w:pStyle w:val="RuleShort"/>
+      </w:pPr>
+      <w:r>
+        <w:t xml:space="preserve"> </w:t>
+      </w:r>
+    </w:p>
+    <w:p>
+      <w:pPr>
+        <w:pStyle w:val="Centered"/>
       </w:pPr>
       <w:r>
         <w:t xml:space="preserve">On Appeal from the United States District Court for the Southern District of New York</w:t>
@@ -114,25 +100,23 @@
     </w:p>
     <w:p>
       <w:pPr>
-        <w:pStyle w:val="CenterSingle"/>
-      </w:pPr>
-      <w:r>
-        <w:t xml:space="preserve">D.C. No. 1:24-cv-05942; JGLC</w:t>
-      </w:r>
-    </w:p>
-    <w:p>
-      <w:pPr>
-        <w:pBdr>
-          <w:bottom w:val="single" w:sz="6" w:space="1" w:color="000000"/>
-        </w:pBdr>
-        <w:spacing w:before="240" w:after="240" w:line="240" w:lineRule="auto"/>
-        <w:ind w:left="2880" w:right="2880"/>
-        <w:jc w:val="center"/>
-      </w:pPr>
-    </w:p>
-    <w:p>
-      <w:pPr>
-        <w:pStyle w:val="CenterSingle"/>
+        <w:pStyle w:val="Centered"/>
+      </w:pPr>
+      <w:r>
+        <w:t xml:space="preserve">Case No. 1:24-cv-05942 (JGLC)</w:t>
+      </w:r>
+    </w:p>
+    <w:p>
+      <w:pPr>
+        <w:pStyle w:val="RuleShort"/>
+      </w:pPr>
+      <w:r>
+        <w:t xml:space="preserve"> </w:t>
+      </w:r>
+    </w:p>
+    <w:p>
+      <w:pPr>
+        <w:pStyle w:val="Centered"/>
       </w:pPr>
       <w:r>
         <w:rPr>
@@ -144,298 +128,380 @@
     </w:p>
     <w:p>
       <w:pPr>
-        <w:pBdr>
-          <w:bottom w:val="single" w:sz="6" w:space="1" w:color="000000"/>
-        </w:pBdr>
-        <w:spacing w:before="240" w:after="240" w:line="240" w:lineRule="auto"/>
-        <w:ind w:left="2880" w:right="2880"/>
-        <w:jc w:val="center"/>
-      </w:pPr>
-    </w:p>
-    <w:p>
-      <w:pPr>
-        <w:pStyle w:val="HalfBlock"/>
+        <w:pStyle w:val="RuleShort"/>
+      </w:pPr>
+      <w:r>
+        <w:t xml:space="preserve"> </w:t>
+      </w:r>
+    </w:p>
+    <w:p>
+      <w:pPr>
+        <w:pStyle w:val="Counsel"/>
       </w:pPr>
       <w:r>
         <w:t xml:space="preserve">Max Rodriguez</w:t>
       </w:r>
-      <w:r>
-        <w:br/>
-      </w:r>
-      <w:r>
-        <w:t xml:space="preserve"> </w:t>
-      </w:r>
-      <w:r>
-        <w:rPr>
-          <w:i/>
-          <w:iCs/>
-        </w:rPr>
+    </w:p>
+    <w:p>
+      <w:pPr>
+        <w:pStyle w:val="CounselLine"/>
+      </w:pPr>
+      <w:r>
         <w:t xml:space="preserve">LAW OFFICE OF MAX RODRIGUEZ PLLC</w:t>
       </w:r>
-      <w:r>
-        <w:br/>
-      </w:r>
-      <w:r>
-        <w:t xml:space="preserve"> </w:t>
-      </w:r>
-      <w:r>
-        <w:rPr>
-          <w:i/>
-          <w:iCs/>
-        </w:rPr>
+    </w:p>
+    <w:p>
+      <w:pPr>
+        <w:pStyle w:val="CounselLine"/>
+      </w:pPr>
+      <w:r>
         <w:t xml:space="preserve">575 5th Avenue, 14th Floor</w:t>
       </w:r>
-      <w:r>
-        <w:br/>
-      </w:r>
-      <w:r>
-        <w:t xml:space="preserve"> </w:t>
-      </w:r>
-      <w:r>
-        <w:rPr>
-          <w:i/>
-          <w:iCs/>
-        </w:rPr>
+    </w:p>
+    <w:p>
+      <w:pPr>
+        <w:pStyle w:val="CounselLine"/>
+      </w:pPr>
+      <w:r>
         <w:t xml:space="preserve">New York, NY 10017</w:t>
       </w:r>
-      <w:r>
-        <w:br/>
-      </w:r>
-      <w:r>
-        <w:t xml:space="preserve"> </w:t>
-      </w:r>
-      <w:r>
-        <w:rPr>
-          <w:i/>
-          <w:iCs/>
-        </w:rPr>
+    </w:p>
+    <w:p>
+      <w:pPr>
+        <w:pStyle w:val="CounselLine"/>
+      </w:pPr>
+      <w:r>
         <w:t xml:space="preserve">max@maxrodriguez.law</w:t>
       </w:r>
-      <w:r>
-        <w:br/>
-      </w:r>
-      <w:r>
-        <w:t xml:space="preserve"> </w:t>
-      </w:r>
-      <w:r>
-        <w:rPr>
-          <w:i/>
-          <w:iCs/>
-        </w:rPr>
+    </w:p>
+    <w:p>
+      <w:pPr>
+        <w:pStyle w:val="CounselLine"/>
+      </w:pPr>
+      <w:r>
         <w:t xml:space="preserve">Counsel for the Defendant-Appellee, Abigail Finkelman</w:t>
       </w:r>
-      <w:r>
-        <w:br/>
-      </w:r>
-      <w:r>
-        <w:t xml:space="preserve"> </w:t>
-      </w:r>
-      <w:r>
-        <w:rPr>
-          <w:i/>
-          <w:iCs/>
-        </w:rPr>
+    </w:p>
+    <w:p>
+      <w:pPr>
+        <w:pStyle w:val="CounselLine"/>
+      </w:pPr>
+      <w:r>
         <w:t xml:space="preserve">(646) 741-5167</w:t>
       </w:r>
-      <w:r>
-        <w:br/>
-      </w:r>
-    </w:p>
-    <w:p>
-      <w:pPr>
-        <w:pBdr>
-          <w:bottom w:val="double" w:sz="4" w:space="1" w:color="000000"/>
-        </w:pBdr>
-        <w:spacing w:before="120" w:after="120" w:line="240" w:lineRule="auto"/>
-      </w:pPr>
-    </w:p>
-    <w:p>
-      <w:pPr>
-        <w:spacing w:before="0" w:after="0" w:line="240" w:lineRule="auto"/>
+    </w:p>
+    <w:p>
+      <w:pPr>
+        <w:pStyle w:val="SectionBreak"/>
         <w:sectPr>
-          <w:footerReference w:type="default" r:id="rIdFooter2"/>
+          <w:footerReference w:type="default" r:id="rIdFtrNone"/>
+          <w:type w:val="nextPage"/>
           <w:pgSz w:w="12240" w:h="15840"/>
           <w:pgMar w:top="1440" w:right="1440" w:bottom="1440" w:left="1440" w:header="720" w:footer="720" w:gutter="0"/>
+        </w:sectPr>
+      </w:pPr>
+    </w:p>
+    <w:p>
+      <w:pPr>
+        <w:pStyle w:val="Heading1"/>
+      </w:pPr>
+      <w:r>
+        <w:t xml:space="preserve">Table of Contents</w:t>
+      </w:r>
+    </w:p>
+    <w:p>
+      <w:pPr>
+        <w:pStyle w:val="RightHead"/>
+      </w:pPr>
+      <w:r>
+        <w:t xml:space="preserve">Page</w:t>
+      </w:r>
+    </w:p>
+    <w:p>
+      <w:pPr>
+        <w:pStyle w:val="TOCK0"/>
+      </w:pPr>
+      <w:r>
+        <w:t xml:space="preserve">TABLE OF AUTHORITIES</w:t>
+      </w:r>
+      <w:r>
+        <w:t xml:space="preserve"> </w:t>
+      </w:r>
+      <w:r>
+        <w:tab/>
+      </w:r>
+      <w:r>
+        <w:t xml:space="preserve">ii</w:t>
+      </w:r>
+    </w:p>
+    <w:p>
+      <w:pPr>
+        <w:pStyle w:val="TOCK0"/>
+      </w:pPr>
+      <w:r>
+        <w:t xml:space="preserve">JURISDICTIONAL STATEMENT</w:t>
+      </w:r>
+      <w:r>
+        <w:t xml:space="preserve"> </w:t>
+      </w:r>
+      <w:r>
+        <w:tab/>
+      </w:r>
+      <w:r>
+        <w:t xml:space="preserve">1</w:t>
+      </w:r>
+    </w:p>
+    <w:p>
+      <w:pPr>
+        <w:pStyle w:val="TOCK0"/>
+      </w:pPr>
+      <w:r>
+        <w:t xml:space="preserve">COUNTERSTATEMENT OF ISSUES PRESENTED FOR REVIEW</w:t>
+      </w:r>
+      <w:r>
+        <w:t xml:space="preserve"> </w:t>
+      </w:r>
+      <w:r>
+        <w:tab/>
+      </w:r>
+      <w:r>
+        <w:t xml:space="preserve">2</w:t>
+      </w:r>
+    </w:p>
+    <w:p>
+      <w:pPr>
+        <w:pStyle w:val="TOCK0"/>
+      </w:pPr>
+      <w:r>
+        <w:t xml:space="preserve">COUNTERSTATEMENT OF THE CASE</w:t>
+      </w:r>
+      <w:r>
+        <w:t xml:space="preserve"> </w:t>
+      </w:r>
+      <w:r>
+        <w:tab/>
+      </w:r>
+      <w:r>
+        <w:t xml:space="preserve">2</w:t>
+      </w:r>
+    </w:p>
+    <w:p>
+      <w:pPr>
+        <w:pStyle w:val="TOCK1"/>
+      </w:pPr>
+      <w:r>
+        <w:t xml:space="preserve">A.</w:t>
+      </w:r>
+      <w:r>
+        <w:tab/>
+      </w:r>
+      <w:r>
+        <w:t xml:space="preserve">Factual Allegations</w:t>
+      </w:r>
+      <w:r>
+        <w:t xml:space="preserve"> </w:t>
+      </w:r>
+      <w:r>
+        <w:tab/>
+      </w:r>
+      <w:r>
+        <w:t xml:space="preserve">2</w:t>
+      </w:r>
+    </w:p>
+    <w:p>
+      <w:pPr>
+        <w:pStyle w:val="TOCK0"/>
+      </w:pPr>
+      <w:r>
+        <w:t xml:space="preserve">SUMMARY OF THE ARGUMENT</w:t>
+      </w:r>
+      <w:r>
+        <w:t xml:space="preserve"> </w:t>
+      </w:r>
+      <w:r>
+        <w:tab/>
+      </w:r>
+      <w:r>
+        <w:t xml:space="preserve">4</w:t>
+      </w:r>
+    </w:p>
+    <w:p>
+      <w:pPr>
+        <w:pStyle w:val="TOCK0"/>
+      </w:pPr>
+      <w:r>
+        <w:t xml:space="preserve">STANDARD OF REVIEW</w:t>
+      </w:r>
+      <w:r>
+        <w:t xml:space="preserve"> </w:t>
+      </w:r>
+      <w:r>
+        <w:tab/>
+      </w:r>
+      <w:r>
+        <w:t xml:space="preserve">5</w:t>
+      </w:r>
+    </w:p>
+    <w:p>
+      <w:pPr>
+        <w:pStyle w:val="TOCK0"/>
+      </w:pPr>
+      <w:r>
+        <w:t xml:space="preserve">ARGUMENT</w:t>
+      </w:r>
+      <w:r>
+        <w:t xml:space="preserve"> </w:t>
+      </w:r>
+      <w:r>
+        <w:tab/>
+      </w:r>
+      <w:r>
+        <w:t xml:space="preserve">6</w:t>
+      </w:r>
+    </w:p>
+    <w:p>
+      <w:pPr>
+        <w:pStyle w:val="TOCK0"/>
+      </w:pPr>
+      <w:r>
+        <w:t xml:space="preserve">I.</w:t>
+      </w:r>
+      <w:r>
+        <w:tab/>
+      </w:r>
+      <w:r>
+        <w:t xml:space="preserve">The District Court’s grant of the motion to dismiss with prejudice should be affirmed</w:t>
+      </w:r>
+      <w:r>
+        <w:t xml:space="preserve"> </w:t>
+      </w:r>
+      <w:r>
+        <w:tab/>
+      </w:r>
+      <w:r>
+        <w:t xml:space="preserve">6</w:t>
+      </w:r>
+    </w:p>
+    <w:p>
+      <w:pPr>
+        <w:pStyle w:val="TOCK1"/>
+      </w:pPr>
+      <w:r>
+        <w:t xml:space="preserve">A.</w:t>
+      </w:r>
+      <w:r>
+        <w:tab/>
+      </w:r>
+      <w:r>
+        <w:t xml:space="preserve">Rapaport failed to state a claim for defamation against Finkelman</w:t>
+      </w:r>
+      <w:r>
+        <w:t xml:space="preserve"> </w:t>
+      </w:r>
+      <w:r>
+        <w:tab/>
+      </w:r>
+      <w:r>
+        <w:t xml:space="preserve">6</w:t>
+      </w:r>
+    </w:p>
+    <w:p>
+      <w:pPr>
+        <w:pStyle w:val="TOCK0"/>
+      </w:pPr>
+      <w:r>
+        <w:t xml:space="preserve">CONCLUSION</w:t>
+      </w:r>
+      <w:r>
+        <w:t xml:space="preserve"> </w:t>
+      </w:r>
+      <w:r>
+        <w:tab/>
+      </w:r>
+      <w:r>
+        <w:t xml:space="preserve">8</w:t>
+      </w:r>
+    </w:p>
+    <w:p>
+      <w:pPr>
+        <w:pStyle w:val="TOCK0"/>
+      </w:pPr>
+      <w:r>
+        <w:t xml:space="preserve">CERTIFICATE OF COMPLIANCE</w:t>
+      </w:r>
+      <w:r>
+        <w:t xml:space="preserve"> </w:t>
+      </w:r>
+      <w:r>
+        <w:tab/>
+      </w:r>
+      <w:r>
+        <w:t xml:space="preserve">9</w:t>
+      </w:r>
+    </w:p>
+    <w:p>
+      <w:pPr>
+        <w:pStyle w:val="TOCK0"/>
+      </w:pPr>
+      <w:r>
+        <w:t xml:space="preserve">CERTIFICATE OF SERVICE</w:t>
+      </w:r>
+      <w:r>
+        <w:t xml:space="preserve"> </w:t>
+      </w:r>
+      <w:r>
+        <w:tab/>
+      </w:r>
+      <w:r>
+        <w:t xml:space="preserve">10</w:t>
+      </w:r>
+    </w:p>
+    <w:p>
+      <w:pPr>
+        <w:pStyle w:val="SectionBreak"/>
+        <w:sectPr>
+          <w:footerReference w:type="default" r:id="rIdFtrPage"/>
           <w:type w:val="nextPage"/>
+          <w:pgSz w:w="12240" w:h="15840"/>
+          <w:pgMar w:top="1440" w:right="1440" w:bottom="1440" w:left="1440" w:header="720" w:footer="720" w:gutter="0"/>
+          <w:pgNumType w:fmt="lowerRoman" w:start="1"/>
         </w:sectPr>
       </w:pPr>
     </w:p>
     <w:p>
       <w:pPr>
-        <w:pStyle w:val="CenterSingle"/>
+        <w:pStyle w:val="Heading1"/>
+      </w:pPr>
+      <w:r>
+        <w:t xml:space="preserve">Table of Authorities</w:t>
+      </w:r>
+    </w:p>
+    <w:p>
+      <w:pPr>
+        <w:pStyle w:val="TOAGroup"/>
       </w:pPr>
       <w:r>
         <w:rPr>
           <w:b/>
           <w:bCs/>
         </w:rPr>
-        <w:t xml:space="preserve">TABLE OF CONTENTS</w:t>
-      </w:r>
-    </w:p>
-    <w:p>
-      <w:pPr>
-        <w:pStyle w:val="SingleLeft"/>
-      </w:pPr>
+        <w:t xml:space="preserve">Cases:</w:t>
+      </w:r>
+      <w:r>
+        <w:tab/>
+      </w:r>
       <w:r>
         <w:rPr>
           <w:b/>
           <w:bCs/>
+          <w:u w:val="single"/>
         </w:rPr>
-        <w:t xml:space="preserve">Page</w:t>
-      </w:r>
-    </w:p>
-    <w:p>
-      <w:pPr>
-        <w:pStyle w:val="TocEntry"/>
-      </w:pPr>
-      <w:r>
-        <w:t xml:space="preserve">TABLE OF AUTHORITIES</w:t>
-      </w:r>
-      <w:r>
-        <w:tab/>
-      </w:r>
-      <w:r>
-        <w:t xml:space="preserve">ii</w:t>
-      </w:r>
-    </w:p>
-    <w:p>
-      <w:pPr>
-        <w:pStyle w:val="TocEntry"/>
-      </w:pPr>
-      <w:r>
-        <w:t xml:space="preserve">JURISDICTIONAL STATEMENT</w:t>
-      </w:r>
-      <w:r>
-        <w:tab/>
-      </w:r>
-    </w:p>
-    <w:p>
-      <w:pPr>
-        <w:pStyle w:val="TocEntry"/>
-      </w:pPr>
-      <w:r>
-        <w:t xml:space="preserve">COUNTERSTATEMENT OF ISSUES PRESENTED FOR REVIEW</w:t>
-      </w:r>
-      <w:r>
-        <w:tab/>
-      </w:r>
-    </w:p>
-    <w:p>
-      <w:pPr>
-        <w:pStyle w:val="TocEntry"/>
-      </w:pPr>
-      <w:r>
-        <w:t xml:space="preserve">COUNTERSTATEMENT OF THE CASE</w:t>
-      </w:r>
-      <w:r>
-        <w:tab/>
-      </w:r>
-    </w:p>
-    <w:p>
-      <w:pPr>
-        <w:pStyle w:val="TocEntry"/>
-      </w:pPr>
-      <w:r>
-        <w:t xml:space="preserve">A. Factual Allegations</w:t>
-      </w:r>
-      <w:r>
-        <w:tab/>
-      </w:r>
-    </w:p>
-    <w:p>
-      <w:pPr>
-        <w:pStyle w:val="TocEntry"/>
-      </w:pPr>
-      <w:r>
-        <w:t xml:space="preserve">SUMMARY OF THE ARGUMENT</w:t>
-      </w:r>
-      <w:r>
-        <w:tab/>
-      </w:r>
-    </w:p>
-    <w:p>
-      <w:pPr>
-        <w:pStyle w:val="TocEntry"/>
-      </w:pPr>
-      <w:r>
-        <w:t xml:space="preserve">STANDARD OF REVIEW</w:t>
-      </w:r>
-      <w:r>
-        <w:tab/>
-      </w:r>
-    </w:p>
-    <w:p>
-      <w:pPr>
-        <w:pStyle w:val="TocEntry"/>
-      </w:pPr>
-      <w:r>
-        <w:t xml:space="preserve">ARGUMENT</w:t>
-      </w:r>
-      <w:r>
-        <w:tab/>
-      </w:r>
-    </w:p>
-    <w:p>
-      <w:pPr>
-        <w:pStyle w:val="TocEntry"/>
-      </w:pPr>
-      <w:r>
-        <w:t xml:space="preserve">I. The District Court’s grant of the motion to dismiss with prejudice should be affirmed</w:t>
-      </w:r>
-      <w:r>
-        <w:tab/>
-      </w:r>
-    </w:p>
-    <w:p>
-      <w:pPr>
-        <w:pStyle w:val="TocEntry"/>
-      </w:pPr>
-      <w:r>
-        <w:t xml:space="preserve">A. Rapaport failed to state a claim for defamation against Finkelman</w:t>
-      </w:r>
-      <w:r>
-        <w:tab/>
-      </w:r>
-    </w:p>
-    <w:p>
-      <w:pPr>
-        <w:pStyle w:val="TocEntry"/>
-      </w:pPr>
-      <w:r>
-        <w:t xml:space="preserve">CONCLUSION</w:t>
-      </w:r>
-      <w:r>
-        <w:tab/>
-      </w:r>
-    </w:p>
-    <w:p>
-      <w:r>
-        <w:br w:type="page"/>
-      </w:r>
-    </w:p>
-    <w:p>
-      <w:pPr>
-        <w:pStyle w:val="CenterSingle"/>
-      </w:pPr>
-      <w:r>
-        <w:rPr>
-          <w:b/>
-          <w:bCs/>
-        </w:rPr>
-        <w:t xml:space="preserve">TABLE OF AUTHORITIES</w:t>
-      </w:r>
-    </w:p>
-    <w:p>
-      <w:pPr>
-        <w:pStyle w:val="ToaGroup"/>
-      </w:pPr>
-      <w:r>
-        <w:t xml:space="preserve">Cases:</w:t>
-      </w:r>
-    </w:p>
-    <w:p>
-      <w:pPr>
-        <w:pStyle w:val="ToaName"/>
+        <w:t xml:space="preserve">Page(s)</w:t>
+      </w:r>
+    </w:p>
+    <w:p>
+      <w:pPr>
+        <w:pStyle w:val="TOALine"/>
       </w:pPr>
       <w:r>
         <w:rPr>
@@ -447,21 +513,25 @@
       <w:r>
         <w:t xml:space="preserve">,</w:t>
       </w:r>
-    </w:p>
-    <w:p>
-      <w:pPr>
-        <w:pStyle w:val="ToaEntry"/>
-      </w:pPr>
+      <w:r>
+        <w:br/>
+      </w:r>
       <w:r>
         <w:t xml:space="preserve">675 F.3d 138 (2d Cir. 2012)</w:t>
       </w:r>
       <w:r>
-        <w:tab/>
-      </w:r>
-    </w:p>
-    <w:p>
-      <w:pPr>
-        <w:pStyle w:val="ToaName"/>
+        <w:t xml:space="preserve"> </w:t>
+      </w:r>
+      <w:r>
+        <w:tab/>
+      </w:r>
+      <w:r>
+        <w:t xml:space="preserve">6</w:t>
+      </w:r>
+    </w:p>
+    <w:p>
+      <w:pPr>
+        <w:pStyle w:val="TOALine"/>
       </w:pPr>
       <w:r>
         <w:rPr>
@@ -473,21 +543,25 @@
       <w:r>
         <w:t xml:space="preserve">,</w:t>
       </w:r>
-    </w:p>
-    <w:p>
-      <w:pPr>
-        <w:pStyle w:val="ToaEntry"/>
-      </w:pPr>
+      <w:r>
+        <w:br/>
+      </w:r>
       <w:r>
         <w:t xml:space="preserve">669 F. Supp. 2d 405 (S.D.N.Y. 2009)</w:t>
       </w:r>
       <w:r>
-        <w:tab/>
-      </w:r>
-    </w:p>
-    <w:p>
-      <w:pPr>
-        <w:pStyle w:val="ToaName"/>
+        <w:t xml:space="preserve"> </w:t>
+      </w:r>
+      <w:r>
+        <w:tab/>
+      </w:r>
+      <w:r>
+        <w:t xml:space="preserve">7</w:t>
+      </w:r>
+    </w:p>
+    <w:p>
+      <w:pPr>
+        <w:pStyle w:val="TOALine"/>
       </w:pPr>
       <w:r>
         <w:rPr>
@@ -499,21 +573,25 @@
       <w:r>
         <w:t xml:space="preserve">,</w:t>
       </w:r>
-    </w:p>
-    <w:p>
-      <w:pPr>
-        <w:pStyle w:val="ToaEntry"/>
-      </w:pPr>
+      <w:r>
+        <w:br/>
+      </w:r>
       <w:r>
         <w:t xml:space="preserve">651 F. Supp. 2d 188 (S.D.N.Y. 2009)</w:t>
       </w:r>
       <w:r>
-        <w:tab/>
-      </w:r>
-    </w:p>
-    <w:p>
-      <w:pPr>
-        <w:pStyle w:val="ToaName"/>
+        <w:t xml:space="preserve"> </w:t>
+      </w:r>
+      <w:r>
+        <w:tab/>
+      </w:r>
+      <w:r>
+        <w:t xml:space="preserve">7</w:t>
+      </w:r>
+    </w:p>
+    <w:p>
+      <w:pPr>
+        <w:pStyle w:val="TOALine"/>
       </w:pPr>
       <w:r>
         <w:rPr>
@@ -525,21 +603,25 @@
       <w:r>
         <w:t xml:space="preserve">,</w:t>
       </w:r>
-    </w:p>
-    <w:p>
-      <w:pPr>
-        <w:pStyle w:val="ToaEntry"/>
-      </w:pPr>
+      <w:r>
+        <w:br/>
+      </w:r>
       <w:r>
         <w:t xml:space="preserve">991 F.3d 361 (2d Cir. 2021)</w:t>
       </w:r>
       <w:r>
-        <w:tab/>
-      </w:r>
-    </w:p>
-    <w:p>
-      <w:pPr>
-        <w:pStyle w:val="ToaName"/>
+        <w:t xml:space="preserve"> </w:t>
+      </w:r>
+      <w:r>
+        <w:tab/>
+      </w:r>
+      <w:r>
+        <w:t xml:space="preserve">5</w:t>
+      </w:r>
+    </w:p>
+    <w:p>
+      <w:pPr>
+        <w:pStyle w:val="TOALine"/>
       </w:pPr>
       <w:r>
         <w:rPr>
@@ -551,79 +633,111 @@
       <w:r>
         <w:t xml:space="preserve">,</w:t>
       </w:r>
-    </w:p>
-    <w:p>
-      <w:pPr>
-        <w:pStyle w:val="ToaEntry"/>
-      </w:pPr>
+      <w:r>
+        <w:br/>
+      </w:r>
       <w:r>
         <w:t xml:space="preserve">138 F.4th 104 (2d Cir. 2025)</w:t>
       </w:r>
       <w:r>
-        <w:tab/>
-      </w:r>
-    </w:p>
-    <w:p>
-      <w:pPr>
-        <w:pStyle w:val="ToaGroup"/>
-      </w:pPr>
-      <w:r>
+        <w:t xml:space="preserve"> </w:t>
+      </w:r>
+      <w:r>
+        <w:tab/>
+      </w:r>
+      <w:r>
+        <w:t xml:space="preserve">5</w:t>
+      </w:r>
+    </w:p>
+    <w:p>
+      <w:pPr>
+        <w:pStyle w:val="TOAGroup"/>
+      </w:pPr>
+      <w:r>
+        <w:rPr>
+          <w:b/>
+          <w:bCs/>
+        </w:rPr>
         <w:t xml:space="preserve">Statutes:</w:t>
       </w:r>
     </w:p>
     <w:p>
       <w:pPr>
-        <w:pStyle w:val="ToaEntry"/>
+        <w:pStyle w:val="TOALine"/>
       </w:pPr>
       <w:r>
         <w:t xml:space="preserve">28 U.S.C. § 1291</w:t>
       </w:r>
       <w:r>
-        <w:tab/>
-      </w:r>
-    </w:p>
-    <w:p>
-      <w:pPr>
-        <w:pStyle w:val="ToaEntry"/>
+        <w:t xml:space="preserve"> </w:t>
+      </w:r>
+      <w:r>
+        <w:tab/>
+      </w:r>
+      <w:r>
+        <w:t xml:space="preserve">1</w:t>
+      </w:r>
+    </w:p>
+    <w:p>
+      <w:pPr>
+        <w:pStyle w:val="TOALine"/>
       </w:pPr>
       <w:r>
         <w:t xml:space="preserve">28 U.S.C. § 1332</w:t>
       </w:r>
       <w:r>
-        <w:tab/>
-      </w:r>
-    </w:p>
-    <w:p>
-      <w:pPr>
-        <w:pStyle w:val="ToaEntry"/>
+        <w:t xml:space="preserve"> </w:t>
+      </w:r>
+      <w:r>
+        <w:tab/>
+      </w:r>
+      <w:r>
+        <w:t xml:space="preserve">1</w:t>
+      </w:r>
+    </w:p>
+    <w:p>
+      <w:pPr>
+        <w:pStyle w:val="TOALine"/>
       </w:pPr>
       <w:r>
         <w:t xml:space="preserve">N.Y. Civ. Rights Law § 74</w:t>
       </w:r>
       <w:r>
-        <w:tab/>
-      </w:r>
-    </w:p>
-    <w:p>
-      <w:pPr>
-        <w:pStyle w:val="ToaEntry"/>
+        <w:t xml:space="preserve"> </w:t>
+      </w:r>
+      <w:r>
+        <w:tab/>
+      </w:r>
+      <w:r>
+        <w:t xml:space="preserve">4</w:t>
+      </w:r>
+    </w:p>
+    <w:p>
+      <w:pPr>
+        <w:pStyle w:val="TOALine"/>
       </w:pPr>
       <w:r>
         <w:t xml:space="preserve">N.Y. Civ. Rights Law § 76-a</w:t>
       </w:r>
       <w:r>
-        <w:tab/>
-      </w:r>
-    </w:p>
-    <w:p>
-      <w:pPr>
-        <w:spacing w:before="0" w:after="0" w:line="240" w:lineRule="auto"/>
+        <w:t xml:space="preserve"> </w:t>
+      </w:r>
+      <w:r>
+        <w:tab/>
+      </w:r>
+      <w:r>
+        <w:t xml:space="preserve">7</w:t>
+      </w:r>
+    </w:p>
+    <w:p>
+      <w:pPr>
+        <w:pStyle w:val="SectionBreak"/>
         <w:sectPr>
-          <w:footerReference w:type="default" r:id="rIdFooter1"/>
+          <w:footerReference w:type="default" r:id="rIdFtrPage"/>
+          <w:type w:val="nextPage"/>
           <w:pgSz w:w="12240" w:h="15840"/>
           <w:pgMar w:top="1440" w:right="1440" w:bottom="1440" w:left="1440" w:header="720" w:footer="720" w:gutter="0"/>
-          <w:pgNumType w:fmt="lowerRoman" w:start="1"/>
-          <w:type w:val="nextPage"/>
+          <w:pgNumType w:fmt="lowerRoman"/>
         </w:sectPr>
       </w:pPr>
     </w:p>
@@ -662,25 +776,37 @@
     <w:p>
       <w:pPr>
         <w:pStyle w:val="FirstParagraph"/>
-      </w:pPr>
-      <w:r>
-        <w:t xml:space="preserve">1. Did the District Court err in granting Finkelman’s motion to dismiss for failure to state a claim with prejudice?</w:t>
-      </w:r>
-    </w:p>
-    <w:p>
-      <w:pPr>
-        <w:pStyle w:val="BodyText"/>
-      </w:pPr>
-      <w:r>
-        <w:t xml:space="preserve">2. Did the District Court err in denying as moot Rapaport’s motion for sanctions under the District Court’s inherent authority because that motion was predicated on claiming Finkelman’s dismissal arguments were frivolous, and the District Court adopted Finkelman’s dismissal arguments?</w:t>
-      </w:r>
-    </w:p>
-    <w:p>
-      <w:pPr>
-        <w:pStyle w:val="BodyText"/>
-      </w:pPr>
-      <w:r>
-        <w:t xml:space="preserve">3. Can Rapaport raise arguments concerning any other matter as a part of this appeal when his notice of appeal was only from the District Court’s August 29, 2025 decision, and there was no other final decision or judgment from which he could yet appeal?</w:t>
+        <w:numPr>
+          <w:ilvl w:val="0"/>
+          <w:numId w:val="1001"/>
+        </w:numPr>
+      </w:pPr>
+      <w:r>
+        <w:t xml:space="preserve">Did the District Court err in granting Finkelman’s motion to dismiss for failure to state a claim with prejudice?</w:t>
+      </w:r>
+    </w:p>
+    <w:p>
+      <w:pPr>
+        <w:pStyle w:val="FirstParagraph"/>
+        <w:numPr>
+          <w:ilvl w:val="0"/>
+          <w:numId w:val="1001"/>
+        </w:numPr>
+      </w:pPr>
+      <w:r>
+        <w:t xml:space="preserve">Did the District Court err in denying as moot Rapaport’s motion for sanctions under the District Court’s inherent authority because that motion was predicated on claiming Finkelman’s dismissal arguments were frivolous, and the District Court adopted Finkelman’s dismissal arguments?</w:t>
+      </w:r>
+    </w:p>
+    <w:p>
+      <w:pPr>
+        <w:pStyle w:val="FirstParagraph"/>
+        <w:numPr>
+          <w:ilvl w:val="0"/>
+          <w:numId w:val="1001"/>
+        </w:numPr>
+      </w:pPr>
+      <w:r>
+        <w:t xml:space="preserve">Can Rapaport raise arguments concerning any other matter as a part of this appeal when his notice of appeal was only from the District Court’s August 29, 2025 decision, and there was no other final decision or judgment from which he could yet appeal?</w:t>
       </w:r>
     </w:p>
     <w:p>
@@ -693,15 +819,23 @@
     </w:p>
     <w:p>
       <w:pPr>
-        <w:pStyle w:val="Heading2"/>
-      </w:pPr>
-      <w:r>
+        <w:pStyle w:val="SubHead1"/>
+      </w:pPr>
+      <w:r>
+        <w:rPr>
+          <w:b/>
+          <w:bCs/>
+        </w:rPr>
         <w:t xml:space="preserve">A.</w:t>
       </w:r>
       <w:r>
         <w:tab/>
       </w:r>
       <w:r>
+        <w:rPr>
+          <w:b/>
+          <w:bCs/>
+        </w:rPr>
         <w:t xml:space="preserve">Factual Allegations</w:t>
       </w:r>
     </w:p>
@@ -893,21 +1027,29 @@
     </w:p>
     <w:p>
       <w:pPr>
-        <w:pStyle w:val="Heading2"/>
-      </w:pPr>
-      <w:r>
+        <w:pStyle w:val="SubHead1"/>
+      </w:pPr>
+      <w:r>
+        <w:rPr>
+          <w:b/>
+          <w:bCs/>
+        </w:rPr>
         <w:t xml:space="preserve">A.</w:t>
       </w:r>
       <w:r>
         <w:tab/>
       </w:r>
       <w:r>
+        <w:rPr>
+          <w:b/>
+          <w:bCs/>
+        </w:rPr>
         <w:t xml:space="preserve">Rapaport failed to state a claim for defamation against Finkelman</w:t>
       </w:r>
     </w:p>
     <w:p>
       <w:pPr>
-        <w:pStyle w:val="FirstParagraph"/>
+        <w:pStyle w:val="BodyText"/>
       </w:pPr>
       <w:r>
         <w:t xml:space="preserve">Under New York law, a defamation claim must allege “(1) a false statement about the [complainant]; (2) published to a third party without authorization or privilege; (3) through fault amounting to at least negligence on [the] part of the publisher; (4) that either constitutes defamation per se or caused ‘special damages.’”</w:t>
@@ -985,7 +1127,7 @@
     </w:p>
     <w:p>
       <w:pPr>
-        <w:pStyle w:val="FirstParagraph"/>
+        <w:pStyle w:val="BodyLast"/>
       </w:pPr>
       <w:r>
         <w:t xml:space="preserve">For these reasons, this Court should affirm the District Court’s decision granting Finkelman’s motion to dismiss and denying Rapaport’s motion for sanctions, with costs for this appeal being taxed to Rapaport.</w:t>
@@ -993,101 +1135,111 @@
     </w:p>
     <w:p>
       <w:pPr>
-        <w:pStyle w:val="BodyText"/>
-      </w:pPr>
-      <w:r>
-        <w:t xml:space="preserve">Dated: February 26, 2026, New York, NY</w:t>
-      </w:r>
-    </w:p>
-    <w:p>
-      <w:pPr>
-        <w:pStyle w:val="HalfBlock"/>
+        <w:pStyle w:val="SigDated"/>
+      </w:pPr>
+      <w:r>
+        <w:t xml:space="preserve">Dated: February 26, 2026</w:t>
+      </w:r>
+    </w:p>
+    <w:p>
+      <w:pPr>
+        <w:pStyle w:val="SingleLine"/>
+      </w:pPr>
+      <w:r>
+        <w:t xml:space="preserve">New York, NY</w:t>
+      </w:r>
+    </w:p>
+    <w:p>
+      <w:pPr>
+        <w:pStyle w:val="GapSig"/>
+      </w:pPr>
+      <w:r>
+        <w:t xml:space="preserve"> </w:t>
+      </w:r>
+    </w:p>
+    <w:p>
+      <w:pPr>
+        <w:pStyle w:val="SigLeft"/>
       </w:pPr>
       <w:r>
         <w:t xml:space="preserve">Respectfully submitted,</w:t>
       </w:r>
-      <w:r>
-        <w:br/>
-      </w:r>
+    </w:p>
+    <w:p>
+      <w:pPr>
+        <w:pStyle w:val="GapSig"/>
+      </w:pPr>
+      <w:r>
+        <w:t xml:space="preserve"> </w:t>
+      </w:r>
+    </w:p>
+    <w:p>
+      <w:pPr>
+        <w:pStyle w:val="SigLeft"/>
+      </w:pPr>
       <w:r>
         <w:t xml:space="preserve">/s/ Max Rodriguez</w:t>
       </w:r>
-      <w:r>
-        <w:br/>
-      </w:r>
+    </w:p>
+    <w:p>
+      <w:pPr>
+        <w:pStyle w:val="SigLeft"/>
+      </w:pPr>
       <w:r>
         <w:t xml:space="preserve">Max Rodriguez</w:t>
       </w:r>
-      <w:r>
-        <w:br/>
-      </w:r>
-      <w:r>
-        <w:t xml:space="preserve"> </w:t>
-      </w:r>
-      <w:r>
-        <w:rPr>
-          <w:i/>
-          <w:iCs/>
-        </w:rPr>
+    </w:p>
+    <w:p>
+      <w:pPr>
+        <w:pStyle w:val="SigLine"/>
+      </w:pPr>
+      <w:r>
         <w:t xml:space="preserve">LAW OFFICE OF MAX RODRIGUEZ PLLC</w:t>
       </w:r>
-      <w:r>
-        <w:br/>
-      </w:r>
-      <w:r>
-        <w:t xml:space="preserve"> </w:t>
-      </w:r>
-      <w:r>
-        <w:rPr>
-          <w:i/>
-          <w:iCs/>
-        </w:rPr>
+    </w:p>
+    <w:p>
+      <w:pPr>
+        <w:pStyle w:val="SigLine"/>
+      </w:pPr>
+      <w:r>
         <w:t xml:space="preserve">575 5th Avenue, 14th Floor</w:t>
       </w:r>
-      <w:r>
-        <w:br/>
-      </w:r>
-      <w:r>
-        <w:t xml:space="preserve"> </w:t>
-      </w:r>
-      <w:r>
-        <w:rPr>
-          <w:i/>
-          <w:iCs/>
-        </w:rPr>
+    </w:p>
+    <w:p>
+      <w:pPr>
+        <w:pStyle w:val="SigLine"/>
+      </w:pPr>
+      <w:r>
         <w:t xml:space="preserve">New York, NY 10017</w:t>
       </w:r>
-      <w:r>
-        <w:br/>
-      </w:r>
-      <w:r>
-        <w:t xml:space="preserve"> </w:t>
-      </w:r>
-      <w:r>
-        <w:rPr>
-          <w:i/>
-          <w:iCs/>
-        </w:rPr>
+    </w:p>
+    <w:p>
+      <w:pPr>
+        <w:pStyle w:val="SigLine"/>
+      </w:pPr>
+      <w:r>
         <w:t xml:space="preserve">(646) 741-5167</w:t>
       </w:r>
-      <w:r>
-        <w:br/>
-      </w:r>
-      <w:r>
-        <w:t xml:space="preserve"> </w:t>
-      </w:r>
-      <w:r>
-        <w:rPr>
-          <w:i/>
-          <w:iCs/>
-        </w:rPr>
+    </w:p>
+    <w:p>
+      <w:pPr>
+        <w:pStyle w:val="SigLine"/>
+      </w:pPr>
+      <w:r>
         <w:t xml:space="preserve">max@maxrodriguez.law</w:t>
       </w:r>
     </w:p>
     <w:p>
-      <w:r>
-        <w:br w:type="page"/>
-      </w:r>
+      <w:pPr>
+        <w:pStyle w:val="SectionBreak"/>
+        <w:sectPr>
+          <w:footerReference w:type="default" r:id="rIdFtrPage"/>
+          <w:type w:val="nextPage"/>
+          <w:pgSz w:w="12240" w:h="15840"/>
+          <w:pgMar w:top="1440" w:right="1440" w:bottom="1440" w:left="1440" w:header="720" w:footer="720" w:gutter="0"/>
+          <w:pgNumType w:fmt="decimal" w:start="1"/>
+        </w:sectPr>
+      </w:pPr>
     </w:p>
     <w:p>
       <w:pPr>
@@ -1099,106 +1251,110 @@
     </w:p>
     <w:p>
       <w:pPr>
-        <w:pStyle w:val="CertText"/>
-      </w:pPr>
-      <w:r>
-        <w:t xml:space="preserve">This brief complies with the type-volume limitation of Fed. R. App. P. 32(a)(7)(B) because this brief contains 1,428 words, excluding the parts of the brief exempted by Fed. R. App. P. 32(f).</w:t>
-      </w:r>
-    </w:p>
-    <w:p>
-      <w:pPr>
-        <w:pStyle w:val="CertText"/>
-      </w:pPr>
-      <w:r>
-        <w:t xml:space="preserve">This brief complies with the typeface requirements of Fed. R. App. P. 32(a)(5) and the type style requirements of Fed. R. App. P. 32(a)(6) because this brief has been prepared in a proportionally spaced typeface using Word in 14-point EB Garamond.</w:t>
-      </w:r>
-    </w:p>
-    <w:p>
-      <w:pPr>
-        <w:pStyle w:val="FirstParagraph"/>
-      </w:pPr>
+        <w:pStyle w:val="Single"/>
+      </w:pPr>
+      <w:r>
+        <w:t xml:space="preserve">This brief complies with the type-volume limitation of Fed. R. App. P. 32(a)(7)(B) and Local Rule 32.1(a)(4)(A) because this brief contains 1,428 words, excluding the parts of the brief exempted by Fed. R. App. P. 32(f).</w:t>
+      </w:r>
+    </w:p>
+    <w:p>
+      <w:pPr>
+        <w:pStyle w:val="Single"/>
+      </w:pPr>
+      <w:r>
+        <w:t xml:space="preserve">This brief complies with the typeface requirements of Fed. R. App. P. 32(a)(5) and the type style requirements of Fed. R. App. P. 32(a)(6) because this brief has been prepared in a proportionally spaced typeface using Microsoft Word in 14-point Times New Roman.</w:t>
+      </w:r>
+    </w:p>
+    <w:p>
+      <w:pPr>
+        <w:pStyle w:val="SigGridTop"/>
+      </w:pPr>
+      <w:r>
+        <w:t xml:space="preserve">/s/ Max Rodriguez</w:t>
+      </w:r>
+      <w:r>
+        <w:tab/>
+      </w:r>
       <w:r>
         <w:t xml:space="preserve">February 26, 2026</w:t>
       </w:r>
     </w:p>
     <w:p>
       <w:pPr>
-        <w:pStyle w:val="CertText"/>
+        <w:pStyle w:val="SigGrid"/>
+      </w:pPr>
+      <w:r>
+        <w:t xml:space="preserve">Signature</w:t>
+      </w:r>
+      <w:r>
+        <w:tab/>
+      </w:r>
+      <w:r>
+        <w:t xml:space="preserve">Date</w:t>
+      </w:r>
+    </w:p>
+    <w:p>
+      <w:pPr>
+        <w:pStyle w:val="SectionBreak"/>
+        <w:sectPr>
+          <w:footerReference w:type="default" r:id="rIdFtrPage"/>
+          <w:type w:val="nextPage"/>
+          <w:pgSz w:w="12240" w:h="15840"/>
+          <w:pgMar w:top="1440" w:right="1440" w:bottom="1440" w:left="1440" w:header="720" w:footer="720" w:gutter="0"/>
+          <w:pgNumType w:fmt="decimal"/>
+        </w:sectPr>
+      </w:pPr>
+    </w:p>
+    <w:p>
+      <w:pPr>
+        <w:pStyle w:val="Heading1"/>
+      </w:pPr>
+      <w:r>
+        <w:t xml:space="preserve">Certificate of Service</w:t>
+      </w:r>
+    </w:p>
+    <w:p>
+      <w:pPr>
+        <w:pStyle w:val="Single"/>
+      </w:pPr>
+      <w:r>
+        <w:t xml:space="preserve">I hereby certify that on February 26, 2026, a true and correct copy of the foregoing was served via ACMS to all counsel of record or parties pro se.</w:t>
+      </w:r>
+    </w:p>
+    <w:p>
+      <w:pPr>
+        <w:pStyle w:val="SigGridTop"/>
       </w:pPr>
       <w:r>
         <w:t xml:space="preserve">/s/ Max Rodriguez</w:t>
       </w:r>
-    </w:p>
-    <w:p>
-      <w:pPr>
-        <w:pStyle w:val="BodyText"/>
+      <w:r>
+        <w:tab/>
+      </w:r>
+      <w:r>
+        <w:t xml:space="preserve">February 26, 2026</w:t>
+      </w:r>
+    </w:p>
+    <w:p>
+      <w:pPr>
+        <w:pStyle w:val="SigGrid"/>
       </w:pPr>
       <w:r>
         <w:t xml:space="preserve">Signature</w:t>
       </w:r>
       <w:r>
-        <w:br/>
-      </w:r>
-      <w:r>
-        <w:t xml:space="preserve">February 26, 2026</w:t>
-      </w:r>
-    </w:p>
-    <w:p>
-      <w:r>
-        <w:br w:type="page"/>
-      </w:r>
-    </w:p>
-    <w:p>
-      <w:pPr>
-        <w:pStyle w:val="Heading1"/>
-      </w:pPr>
-      <w:r>
-        <w:t xml:space="preserve">Certificate of Service</w:t>
-      </w:r>
-    </w:p>
-    <w:p>
-      <w:pPr>
-        <w:pStyle w:val="FirstParagraph"/>
-      </w:pPr>
-      <w:r>
-        <w:t xml:space="preserve">February 26, 2026</w:t>
-      </w:r>
-    </w:p>
-    <w:p>
-      <w:pPr>
-        <w:pStyle w:val="CertText"/>
-      </w:pPr>
-      <w:r>
-        <w:t xml:space="preserve">I hereby certify that on February 26, 2026, a true and correct copy of the foregoing was served via ACMS to all counsel of record or parties pro se.</w:t>
-      </w:r>
-    </w:p>
-    <w:p>
-      <w:pPr>
-        <w:pStyle w:val="CertText"/>
-      </w:pPr>
-      <w:r>
-        <w:t xml:space="preserve">/s/ Max Rodriguez</w:t>
-      </w:r>
-    </w:p>
-    <w:p>
-      <w:pPr>
-        <w:pStyle w:val="BodyText"/>
-      </w:pPr>
-      <w:r>
-        <w:t xml:space="preserve">Signature</w:t>
-      </w:r>
-      <w:r>
-        <w:br/>
+        <w:tab/>
+      </w:r>
+      <w:r>
+        <w:t xml:space="preserve">Date</w:t>
       </w:r>
     </w:p>
     <w:sectPr>
-      <w:footerReference w:type="default" r:id="rIdFooter1"/>
+      <w:footerReference w:type="default" r:id="rIdFtrPage"/>
+      <w:type w:val="nextPage"/>
       <w:pgSz w:w="12240" w:h="15840"/>
       <w:pgMar w:top="1440" w:right="1440" w:bottom="1440" w:left="1440" w:header="720" w:footer="720" w:gutter="0"/>
-      <w:pgNumType w:fmt="decimal" w:start="1"/>
-      <w:footnotePr>
-        <w:numRestart w:val="eachSect"/>
-      </w:footnotePr>
+      <w:pgNumType w:fmt="decimal"/>
     </w:sectPr>
   </w:body>
 </w:document>
@@ -1208,12 +1364,73 @@
 <w:comments xmlns:w="http://schemas.openxmlformats.org/wordprocessingml/2006/main" xmlns:m="http://schemas.openxmlformats.org/officeDocument/2006/math" xmlns:r="http://schemas.openxmlformats.org/officeDocument/2006/relationships" xmlns:o="urn:schemas-microsoft-com:office:office" xmlns:v="urn:schemas-microsoft-com:vml" xmlns:w10="urn:schemas-microsoft-com:office:word" xmlns:a="http://schemas.openxmlformats.org/drawingml/2006/main" xmlns:pic="http://schemas.openxmlformats.org/drawingml/2006/picture" xmlns:wp="http://schemas.openxmlformats.org/drawingml/2006/wordprocessingDrawing"/>
 </file>
 
-<file path=word/footer1.xml><?xml version="1.0" encoding="utf-8"?>
+<file path=word/footnotes.xml><?xml version="1.0" encoding="utf-8"?>
+<w:footnotes xmlns:w="http://schemas.openxmlformats.org/wordprocessingml/2006/main" xmlns:m="http://schemas.openxmlformats.org/officeDocument/2006/math" xmlns:r="http://schemas.openxmlformats.org/officeDocument/2006/relationships" xmlns:o="urn:schemas-microsoft-com:office:office" xmlns:v="urn:schemas-microsoft-com:vml" xmlns:w10="urn:schemas-microsoft-com:office:word" xmlns:a="http://schemas.openxmlformats.org/drawingml/2006/main" xmlns:pic="http://schemas.openxmlformats.org/drawingml/2006/picture" xmlns:wp="http://schemas.openxmlformats.org/drawingml/2006/wordprocessingDrawing">
+  <w:footnote w:type="continuationSeparator" w:id="0">
+    <w:p>
+      <w:r>
+        <w:continuationSeparator/>
+      </w:r>
+    </w:p>
+  </w:footnote>
+  <w:footnote w:type="separator" w:id="-1">
+    <w:p>
+      <w:r>
+        <w:separator/>
+      </w:r>
+    </w:p>
+  </w:footnote>
+  <w:footnote w:id="9">
+    <w:p>
+      <w:pPr>
+        <w:pStyle w:val="FootnoteText"/>
+      </w:pPr>
+      <w:r>
+        <w:rPr>
+          <w:rStyle w:val="FootnoteReference"/>
+        </w:rPr>
+        <w:footnoteRef/>
+      </w:r>
+      <w:r>
+        <w:t xml:space="preserve"> </w:t>
+      </w:r>
+      <w:r>
+        <w:t xml:space="preserve">All of Finkelman’s relevant posts are attached to and incorporated in the Complaint. App’x 9–46.</w:t>
+      </w:r>
+    </w:p>
+  </w:footnote>
+  <w:footnote w:id="10">
+    <w:p>
+      <w:pPr>
+        <w:pStyle w:val="FootnoteText"/>
+      </w:pPr>
+      <w:r>
+        <w:rPr>
+          <w:rStyle w:val="FootnoteReference"/>
+        </w:rPr>
+        <w:footnoteRef/>
+      </w:r>
+      <w:r>
+        <w:t xml:space="preserve"> </w:t>
+      </w:r>
+      <w:r>
+        <w:t xml:space="preserve">The original complaint in Rapaport I was enclosed in support of Finkelman’s motion to dismiss before the District Court.</w:t>
+      </w:r>
+    </w:p>
+  </w:footnote>
+</w:footnotes>
+</file>
+
+<file path=word/ftr-add.xml><?xml version="1.0" encoding="utf-8"?>
 <w:ftr xmlns:w="http://schemas.openxmlformats.org/wordprocessingml/2006/main" xmlns:r="http://schemas.openxmlformats.org/officeDocument/2006/relationships">
   <w:p>
     <w:pPr>
-      <w:pStyle w:val="Footer"/>
-    </w:pPr>
+      <w:spacing w:before="0" w:after="0"/>
+      <w:jc w:val="center"/>
+    </w:pPr>
+    <w:r>
+      <w:t>Add-</w:t>
+    </w:r>
     <w:r>
       <w:fldChar w:fldCharType="begin"/>
     </w:r>
@@ -1233,71 +1450,41 @@
 </w:ftr>
 </file>
 
-<file path=word/footer2.xml><?xml version="1.0" encoding="utf-8"?>
+<file path=word/ftr-none.xml><?xml version="1.0" encoding="utf-8"?>
 <w:ftr xmlns:w="http://schemas.openxmlformats.org/wordprocessingml/2006/main" xmlns:r="http://schemas.openxmlformats.org/officeDocument/2006/relationships">
   <w:p>
     <w:pPr>
-      <w:pStyle w:val="Footer"/>
+      <w:spacing w:before="0" w:after="0"/>
+      <w:jc w:val="center"/>
     </w:pPr>
   </w:p>
 </w:ftr>
 </file>
 
-<file path=word/footnotes.xml><?xml version="1.0" encoding="utf-8"?>
-<w:footnotes xmlns:w="http://schemas.openxmlformats.org/wordprocessingml/2006/main" xmlns:m="http://schemas.openxmlformats.org/officeDocument/2006/math" xmlns:r="http://schemas.openxmlformats.org/officeDocument/2006/relationships" xmlns:o="urn:schemas-microsoft-com:office:office" xmlns:v="urn:schemas-microsoft-com:vml" xmlns:w10="urn:schemas-microsoft-com:office:word" xmlns:a="http://schemas.openxmlformats.org/drawingml/2006/main" xmlns:pic="http://schemas.openxmlformats.org/drawingml/2006/picture" xmlns:wp="http://schemas.openxmlformats.org/drawingml/2006/wordprocessingDrawing">
-  <w:footnote w:type="continuationSeparator" w:id="0">
-    <w:p>
-      <w:r>
-        <w:continuationSeparator/>
-      </w:r>
-    </w:p>
-  </w:footnote>
-  <w:footnote w:type="separator" w:id="-1">
-    <w:p>
-      <w:r>
-        <w:separator/>
-      </w:r>
-    </w:p>
-  </w:footnote>
-  <w:footnote w:id="9">
-    <w:p>
-      <w:pPr>
-        <w:pStyle w:val="FootnoteText"/>
-      </w:pPr>
-      <w:r>
-        <w:rPr>
-          <w:rStyle w:val="FootnoteReference"/>
-        </w:rPr>
-        <w:footnoteRef/>
-      </w:r>
-      <w:r>
-        <w:t xml:space="preserve"> </w:t>
-      </w:r>
-      <w:r>
-        <w:t xml:space="preserve">All of Finkelman’s relevant posts are attached to and incorporated in the Complaint. App’x 9–46.</w:t>
-      </w:r>
-    </w:p>
-  </w:footnote>
-  <w:footnote w:id="10">
-    <w:p>
-      <w:pPr>
-        <w:pStyle w:val="FootnoteText"/>
-      </w:pPr>
-      <w:r>
-        <w:rPr>
-          <w:rStyle w:val="FootnoteReference"/>
-        </w:rPr>
-        <w:footnoteRef/>
-      </w:r>
-      <w:r>
-        <w:t xml:space="preserve"> </w:t>
-      </w:r>
-      <w:r>
-        <w:t xml:space="preserve">The original complaint in Rapaport I was enclosed in support of Finkelman’s motion to dismiss before the District Court.</w:t>
-      </w:r>
-    </w:p>
-  </w:footnote>
-</w:footnotes>
+<file path=word/ftr-page.xml><?xml version="1.0" encoding="utf-8"?>
+<w:ftr xmlns:w="http://schemas.openxmlformats.org/wordprocessingml/2006/main" xmlns:r="http://schemas.openxmlformats.org/officeDocument/2006/relationships">
+  <w:p>
+    <w:pPr>
+      <w:spacing w:before="0" w:after="0"/>
+      <w:jc w:val="center"/>
+    </w:pPr>
+    <w:r>
+      <w:fldChar w:fldCharType="begin"/>
+    </w:r>
+    <w:r>
+      <w:instrText xml:space="preserve"> PAGE </w:instrText>
+    </w:r>
+    <w:r>
+      <w:fldChar w:fldCharType="separate"/>
+    </w:r>
+    <w:r>
+      <w:t>1</w:t>
+    </w:r>
+    <w:r>
+      <w:fldChar w:fldCharType="end"/>
+    </w:r>
+  </w:p>
+</w:ftr>
 </file>
 
 <file path=word/numbering.xml><?xml version="1.0" encoding="utf-8"?>
@@ -1378,8 +1565,123 @@
       </w:pPr>
     </w:lvl>
   </w:abstractNum>
+  <w:abstractNum w:abstractNumId="99411">
+    <w:nsid w:val="00A99411"/>
+    <w:multiLevelType w:val="multilevel"/>
+    <w:lvl w:ilvl="0">
+      <w:start w:val="1"/>
+      <w:numFmt w:val="decimal"/>
+      <w:lvlText w:val="%1."/>
+      <w:lvlJc w:val="left"/>
+      <w:pPr>
+        <w:ind w:left="720" w:hanging="360"/>
+      </w:pPr>
+    </w:lvl>
+    <w:lvl w:ilvl="1">
+      <w:start w:val="1"/>
+      <w:numFmt w:val="decimal"/>
+      <w:lvlText w:val="%2."/>
+      <w:lvlJc w:val="left"/>
+      <w:pPr>
+        <w:ind w:left="1440" w:hanging="360"/>
+      </w:pPr>
+    </w:lvl>
+    <w:lvl w:ilvl="2">
+      <w:start w:val="1"/>
+      <w:numFmt w:val="decimal"/>
+      <w:lvlText w:val="%3."/>
+      <w:lvlJc w:val="left"/>
+      <w:pPr>
+        <w:ind w:left="2160" w:hanging="360"/>
+      </w:pPr>
+    </w:lvl>
+    <w:lvl w:ilvl="3">
+      <w:start w:val="1"/>
+      <w:numFmt w:val="decimal"/>
+      <w:lvlText w:val="%4."/>
+      <w:lvlJc w:val="left"/>
+      <w:pPr>
+        <w:ind w:left="2880" w:hanging="360"/>
+      </w:pPr>
+    </w:lvl>
+    <w:lvl w:ilvl="4">
+      <w:start w:val="1"/>
+      <w:numFmt w:val="decimal"/>
+      <w:lvlText w:val="%5."/>
+      <w:lvlJc w:val="left"/>
+      <w:pPr>
+        <w:ind w:left="3600" w:hanging="360"/>
+      </w:pPr>
+    </w:lvl>
+    <w:lvl w:ilvl="5">
+      <w:start w:val="1"/>
+      <w:numFmt w:val="decimal"/>
+      <w:lvlText w:val="%6."/>
+      <w:lvlJc w:val="left"/>
+      <w:pPr>
+        <w:ind w:left="4320" w:hanging="360"/>
+      </w:pPr>
+    </w:lvl>
+    <w:lvl w:ilvl="6">
+      <w:start w:val="1"/>
+      <w:numFmt w:val="decimal"/>
+      <w:lvlText w:val="%7."/>
+      <w:lvlJc w:val="left"/>
+      <w:pPr>
+        <w:ind w:left="5040" w:hanging="360"/>
+      </w:pPr>
+    </w:lvl>
+    <w:lvl w:ilvl="7">
+      <w:start w:val="1"/>
+      <w:numFmt w:val="decimal"/>
+      <w:lvlText w:val="%8."/>
+      <w:lvlJc w:val="left"/>
+      <w:pPr>
+        <w:ind w:left="5760" w:hanging="360"/>
+      </w:pPr>
+    </w:lvl>
+    <w:lvl w:ilvl="8">
+      <w:start w:val="1"/>
+      <w:numFmt w:val="decimal"/>
+      <w:lvlText w:val="%9."/>
+      <w:lvlJc w:val="left"/>
+      <w:pPr>
+        <w:ind w:left="6480" w:hanging="360"/>
+      </w:pPr>
+    </w:lvl>
+  </w:abstractNum>
   <w:num w:numId="1000">
     <w:abstractNumId w:val="990"/>
+  </w:num>
+  <w:num w:numId="1001">
+    <w:abstractNumId w:val="99411"/>
+    <w:lvlOverride w:ilvl="0">
+      <w:startOverride w:val="1"/>
+    </w:lvlOverride>
+    <w:lvlOverride w:ilvl="1">
+      <w:startOverride w:val="1"/>
+    </w:lvlOverride>
+    <w:lvlOverride w:ilvl="2">
+      <w:startOverride w:val="1"/>
+    </w:lvlOverride>
+    <w:lvlOverride w:ilvl="3">
+      <w:startOverride w:val="1"/>
+    </w:lvlOverride>
+    <w:lvlOverride w:ilvl="4">
+      <w:startOverride w:val="1"/>
+    </w:lvlOverride>
+    <w:lvlOverride w:ilvl="5">
+      <w:startOverride w:val="1"/>
+    </w:lvlOverride>
+    <w:lvlOverride w:ilvl="6">
+      <w:startOverride w:val="1"/>
+    </w:lvlOverride>
+    <w:lvlOverride w:ilvl="7">
+      <w:startOverride w:val="1"/>
+    </w:lvlOverride>
+    <w:lvlOverride w:ilvl="8">
+      <w:startOverride w:val="1"/>
+    </w:lvlOverride>
   </w:num>
 </w:numbering>
 </file>
@@ -1389,10 +1691,10 @@
   <w:docDefaults>
     <w:rPrDefault>
       <w:rPr>
-        <w:rFonts w:ascii="EB Garamond" w:hAnsi="EB Garamond" w:eastAsia="EB Garamond" w:cs="EB Garamond"/>
+        <w:rFonts w:ascii="Times New Roman" w:hAnsi="Times New Roman" w:eastAsia="Times New Roman" w:cs="Times New Roman"/>
         <w:sz w:val="28"/>
         <w:szCs w:val="28"/>
-        <w:lang w:val="en-US"/>
+        <w:lang w:val="en-US" w:eastAsia="en-US" w:bidi="ar-SA"/>
       </w:rPr>
     </w:rPrDefault>
     <w:pPrDefault>
@@ -1405,272 +1707,21 @@
     <w:name w:val="Normal"/>
     <w:qFormat/>
     <w:pPr>
+      <w:widowControl/>
       <w:spacing w:after="0" w:line="628" w:lineRule="exact"/>
+      <w:ind w:firstLine="720"/>
+      <w:jc w:val="left"/>
     </w:pPr>
     <w:rPr>
       <w:color w:val="000000"/>
       <w:sz w:val="28"/>
+      <w:szCs w:val="28"/>
     </w:rPr>
   </w:style>
   <w:style w:type="character" w:default="1" w:styleId="DefaultParagraphFont">
     <w:name w:val="Default Paragraph Font"/>
     <w:uiPriority w:val="1"/>
     <w:semiHidden/>
-  </w:style>
-  <w:style w:type="paragraph" w:styleId="BodyText">
-    <w:name w:val="Body Text"/>
-    <w:basedOn w:val="Normal"/>
-    <w:qFormat/>
-    <w:pPr>
-      <w:spacing w:before="0" w:after="0" w:line="628" w:lineRule="exact"/>
-      <w:ind w:firstLine="720"/>
-      <w:jc w:val="left"/>
-    </w:pPr>
-  </w:style>
-  <w:style w:type="paragraph" w:styleId="FirstParagraph">
-    <w:name w:val="First Paragraph"/>
-    <w:basedOn w:val="BodyText"/>
-    <w:next w:val="BodyText"/>
-    <w:qFormat/>
-  </w:style>
-  <w:style w:type="paragraph" w:styleId="Compact">
-    <w:name w:val="Compact"/>
-    <w:basedOn w:val="BodyText"/>
-    <w:qFormat/>
-    <w:pPr>
-      <w:spacing w:before="0" w:after="0"/>
-    </w:pPr>
-  </w:style>
-  <w:style w:type="paragraph" w:styleId="BlockText">
-    <w:name w:val="Block Text"/>
-    <w:basedOn w:val="Normal"/>
-    <w:qFormat/>
-    <w:pPr>
-      <w:spacing w:before="0" w:after="252" w:line="398" w:lineRule="exact"/>
-      <w:ind w:left="720" w:right="720" w:firstLine="0"/>
-    </w:pPr>
-    <w:rPr>
-      <w:sz w:val="28"/>
-    </w:rPr>
-  </w:style>
-  <w:style w:type="paragraph" w:styleId="Heading1">
-    <w:name w:val="heading 1"/>
-    <w:basedOn w:val="Normal"/>
-    <w:next w:val="BodyText"/>
-    <w:qFormat/>
-    <w:pPr>
-      <w:keepNext/>
-      <w:keepLines/>
-      <w:spacing w:before="300" w:after="220" w:line="398" w:lineRule="exact"/>
-      <w:jc w:val="center"/>
-      <w:outlineLvl w:val="0"/>
-    </w:pPr>
-    <w:rPr>
-      <w:b/>
-      <w:caps/>
-      <w:sz w:val="32"/>
-    </w:rPr>
-  </w:style>
-  <w:style w:type="paragraph" w:styleId="Heading2">
-    <w:name w:val="heading 2"/>
-    <w:basedOn w:val="Normal"/>
-    <w:next w:val="BodyText"/>
-    <w:qFormat/>
-    <w:pPr>
-      <w:keepNext/>
-      <w:keepLines/>
-      <w:spacing w:before="240" w:after="180" w:line="398" w:lineRule="exact"/>
-      <w:ind w:left="1440" w:hanging="720"/>
-      <w:outlineLvl w:val="1"/>
-    </w:pPr>
-    <w:rPr>
-      <w:b/>
-    </w:rPr>
-  </w:style>
-  <w:style w:type="paragraph" w:styleId="Heading3">
-    <w:name w:val="heading 3"/>
-    <w:basedOn w:val="Normal"/>
-    <w:next w:val="BodyText"/>
-    <w:qFormat/>
-    <w:pPr>
-      <w:keepNext/>
-      <w:keepLines/>
-      <w:spacing w:before="220" w:after="160" w:line="398" w:lineRule="exact"/>
-      <w:ind w:left="2160" w:hanging="720"/>
-      <w:outlineLvl w:val="2"/>
-    </w:pPr>
-    <w:rPr>
-      <w:b/>
-    </w:rPr>
-  </w:style>
-  <w:style w:type="paragraph" w:styleId="Heading4">
-    <w:name w:val="heading 4"/>
-    <w:basedOn w:val="Normal"/>
-    <w:next w:val="BodyText"/>
-    <w:qFormat/>
-    <w:pPr>
-      <w:keepNext/>
-      <w:keepLines/>
-      <w:spacing w:before="200" w:after="140" w:line="398" w:lineRule="exact"/>
-      <w:ind w:left="2880" w:hanging="720"/>
-      <w:outlineLvl w:val="3"/>
-    </w:pPr>
-    <w:rPr>
-      <w:b/>
-      <w:i/>
-    </w:rPr>
-  </w:style>
-  <w:style w:type="paragraph" w:styleId="Heading5">
-    <w:name w:val="heading 5"/>
-    <w:basedOn w:val="Normal"/>
-    <w:next w:val="BodyText"/>
-    <w:qFormat/>
-    <w:pPr>
-      <w:keepNext/>
-      <w:keepLines/>
-      <w:spacing w:before="200" w:after="140" w:line="398" w:lineRule="exact"/>
-      <w:ind w:left="3600" w:hanging="720"/>
-      <w:outlineLvl w:val="4"/>
-    </w:pPr>
-    <w:rPr>
-      <w:b/>
-      <w:i/>
-    </w:rPr>
-  </w:style>
-  <w:style w:type="paragraph" w:styleId="FootnoteText">
-    <w:name w:val="footnote text"/>
-    <w:basedOn w:val="Normal"/>
-    <w:pPr>
-      <w:spacing w:before="0" w:after="100" w:line="398" w:lineRule="exact"/>
-    </w:pPr>
-    <w:rPr>
-      <w:sz w:val="28"/>
-    </w:rPr>
-  </w:style>
-  <w:style w:type="character" w:styleId="FootnoteReference">
-    <w:name w:val="footnote reference"/>
-    <w:rPr>
-      <w:vertAlign w:val="superscript"/>
-    </w:rPr>
-  </w:style>
-  <w:style w:type="character" w:styleId="Hyperlink">
-    <w:name w:val="Hyperlink"/>
-    <w:rPr>
-      <w:color w:val="000000"/>
-    </w:rPr>
-  </w:style>
-  <w:style w:type="character" w:styleId="VerbatimChar">
-    <w:name w:val="Verbatim Char"/>
-    <w:rPr>
-      <w:rFonts w:ascii="EB Garamond" w:hAnsi="EB Garamond"/>
-    </w:rPr>
-  </w:style>
-  <w:style w:type="paragraph" w:styleId="Footer">
-    <w:name w:val="footer"/>
-    <w:basedOn w:val="Normal"/>
-    <w:pPr>
-      <w:spacing w:line="240" w:lineRule="auto"/>
-      <w:jc w:val="center"/>
-    </w:pPr>
-  </w:style>
-  <w:style w:type="paragraph" w:customStyle="1" w:styleId="CenterSingle">
-    <w:name w:val="Center Single"/>
-    <w:basedOn w:val="Normal"/>
-    <w:pPr>
-      <w:spacing w:before="0" w:after="0" w:line="398" w:lineRule="exact"/>
-      <w:jc w:val="center"/>
-    </w:pPr>
-    <w:rPr>
-      <w:sz w:val="28"/>
-    </w:rPr>
-  </w:style>
-  <w:style w:type="paragraph" w:customStyle="1" w:styleId="SingleLeft">
-    <w:name w:val="Single Left"/>
-    <w:basedOn w:val="Normal"/>
-    <w:pPr>
-      <w:spacing w:before="0" w:after="0" w:line="398" w:lineRule="exact"/>
-      <w:jc w:val="left"/>
-    </w:pPr>
-  </w:style>
-  <w:style w:type="paragraph" w:customStyle="1" w:styleId="HalfBlock">
-    <w:name w:val="Half Block"/>
-    <w:basedOn w:val="Normal"/>
-    <w:pPr>
-      <w:spacing w:before="0" w:after="0" w:line="398" w:lineRule="exact"/>
-      <w:ind w:left="4680"/>
-      <w:jc w:val="left"/>
-    </w:pPr>
-  </w:style>
-  <w:style w:type="paragraph" w:customStyle="1" w:styleId="CertText">
-    <w:name w:val="Cert Text"/>
-    <w:basedOn w:val="Normal"/>
-    <w:pPr>
-      <w:spacing w:before="0" w:after="240" w:line="398" w:lineRule="exact"/>
-      <w:jc w:val="left"/>
-    </w:pPr>
-  </w:style>
-  <w:style w:type="paragraph" w:customStyle="1" w:styleId="TocEntry">
-    <w:name w:val="Toc Entry"/>
-    <w:basedOn w:val="Normal"/>
-    <w:pPr>
-      <w:tabs>
-        <w:tab w:val="right" w:leader="dot" w:pos="9360"/>
-      </w:tabs>
-      <w:spacing w:before="120" w:after="0" w:line="398" w:lineRule="exact"/>
-      <w:ind w:left="0" w:hanging="0"/>
-      <w:jc w:val="left"/>
-    </w:pPr>
-  </w:style>
-  <w:style w:type="paragraph" w:customStyle="1" w:styleId="ToaGroup">
-    <w:name w:val="Toa Group"/>
-    <w:basedOn w:val="Normal"/>
-    <w:pPr>
-      <w:keepNext/>
-      <w:tabs>
-        <w:tab w:val="right" w:pos="9360"/>
-      </w:tabs>
-      <w:spacing w:before="280" w:after="120" w:line="398" w:lineRule="exact"/>
-      <w:jc w:val="left"/>
-    </w:pPr>
-    <w:rPr>
-      <w:b/>
-    </w:rPr>
-  </w:style>
-  <w:style w:type="paragraph" w:customStyle="1" w:styleId="ToaEntry">
-    <w:name w:val="Toa Entry"/>
-    <w:basedOn w:val="Normal"/>
-    <w:pPr>
-      <w:keepLines/>
-      <w:tabs>
-        <w:tab w:val="right" w:leader="dot" w:pos="9360"/>
-      </w:tabs>
-      <w:spacing w:before="160" w:after="0" w:line="398" w:lineRule="exact"/>
-      <w:ind w:left="504" w:hanging="0"/>
-      <w:jc w:val="left"/>
-    </w:pPr>
-  </w:style>
-  <w:style w:type="paragraph" w:customStyle="1" w:styleId="ToaName">
-    <w:name w:val="Toa Name"/>
-    <w:basedOn w:val="Normal"/>
-    <w:pPr>
-      <w:keepNext/>
-      <w:spacing w:before="160" w:after="0" w:line="398" w:lineRule="exact"/>
-      <w:jc w:val="left"/>
-    </w:pPr>
-  </w:style>
-  <w:style w:type="paragraph" w:customStyle="1" w:styleId="PointHeading">
-    <w:name w:val="Point Heading"/>
-    <w:basedOn w:val="Normal"/>
-    <w:pPr>
-      <w:keepNext/>
-      <w:keepLines/>
-      <w:spacing w:before="240" w:after="200" w:line="398" w:lineRule="exact"/>
-      <w:jc w:val="center"/>
-    </w:pPr>
-    <w:rPr>
-      <w:b/>
-      <w:smallCaps/>
-    </w:rPr>
   </w:style>
   <w:style w:type="table" w:default="1" w:styleId="TableNormal">
     <w:name w:val="Normal Table"/>
@@ -1684,6 +1735,574 @@
         <w:right w:w="108" w:type="dxa"/>
       </w:tblCellMar>
     </w:tblPr>
+  </w:style>
+  <w:style w:type="numbering" w:default="1" w:styleId="NoList">
+    <w:name w:val="No List"/>
+    <w:semiHidden/>
+  </w:style>
+  <w:style w:type="paragraph" w:styleId="BodyText">
+    <w:name w:val="Body Text"/>
+    <w:basedOn w:val="Normal"/>
+    <w:qFormat/>
+  </w:style>
+  <w:style w:type="paragraph" w:styleId="FirstParagraph">
+    <w:name w:val="First Paragraph"/>
+    <w:basedOn w:val="BodyText"/>
+    <w:next w:val="BodyText"/>
+    <w:qFormat/>
+  </w:style>
+  <w:style w:type="paragraph" w:customStyle="1" w:styleId="BodyLast">
+    <w:name w:val="Body Last"/>
+    <w:basedOn w:val="BodyText"/>
+    <w:qFormat/>
+    <w:pPr>
+      <w:keepNext/>
+      <w:keepLines/>
+    </w:pPr>
+  </w:style>
+  <w:style w:type="paragraph" w:styleId="Compact">
+    <w:name w:val="Compact"/>
+    <w:basedOn w:val="BodyText"/>
+    <w:qFormat/>
+  </w:style>
+  <w:style w:type="paragraph" w:styleId="BlockText">
+    <w:name w:val="Block Text"/>
+    <w:basedOn w:val="Normal"/>
+    <w:next w:val="BodyText"/>
+    <w:qFormat/>
+    <w:pPr>
+      <w:spacing w:before="280" w:after="280" w:line="398" w:lineRule="exact"/>
+      <w:ind w:left="720" w:right="720" w:firstLine="0"/>
+    </w:pPr>
+  </w:style>
+  <w:style w:type="paragraph" w:styleId="Heading1">
+    <w:name w:val="heading 1"/>
+    <w:basedOn w:val="Normal"/>
+    <w:next w:val="BodyText"/>
+    <w:uiPriority w:val="9"/>
+    <w:qFormat/>
+    <w:pPr>
+      <w:keepNext/>
+      <w:keepLines/>
+      <w:spacing w:before="420" w:after="300" w:line="398" w:lineRule="exact"/>
+      <w:ind w:firstLine="0"/>
+      <w:jc w:val="center"/>
+      <w:outlineLvl w:val="0"/>
+    </w:pPr>
+    <w:rPr>
+      <w:b/>
+      <w:bCs/>
+      <w:caps/>
+      <w:sz w:val="32"/>
+      <w:szCs w:val="32"/>
+    </w:rPr>
+  </w:style>
+  <w:style w:type="paragraph" w:customStyle="1" w:styleId="PointHeading">
+    <w:name w:val="Point Heading"/>
+    <w:basedOn w:val="Normal"/>
+    <w:next w:val="BodyText"/>
+    <w:qFormat/>
+    <w:pPr>
+      <w:keepNext/>
+      <w:keepLines/>
+      <w:spacing w:before="340" w:after="280" w:line="398" w:lineRule="exact"/>
+      <w:ind w:firstLine="0"/>
+      <w:jc w:val="center"/>
+      <w:outlineLvl w:val="1"/>
+    </w:pPr>
+    <w:rPr>
+      <w:b/>
+      <w:bCs/>
+      <w:caps/>
+    </w:rPr>
+  </w:style>
+  <w:style w:type="paragraph" w:customStyle="1" w:styleId="SubHead1">
+    <w:name w:val="Sub Head 1"/>
+    <w:basedOn w:val="Normal"/>
+    <w:next w:val="BodyText"/>
+    <w:qFormat/>
+    <w:pPr>
+      <w:keepNext/>
+      <w:keepLines/>
+      <w:tabs>
+        <w:tab w:val="left" w:pos="1440"/>
+      </w:tabs>
+      <w:spacing w:before="300" w:after="250" w:line="398" w:lineRule="exact"/>
+      <w:ind w:left="1440" w:hanging="720"/>
+      <w:outlineLvl w:val="2"/>
+    </w:pPr>
+  </w:style>
+  <w:style w:type="paragraph" w:customStyle="1" w:styleId="SubHead2">
+    <w:name w:val="Sub Head 2"/>
+    <w:basedOn w:val="SubHead1"/>
+    <w:next w:val="BodyText"/>
+    <w:qFormat/>
+    <w:pPr>
+      <w:tabs>
+        <w:tab w:val="left" w:pos="2160"/>
+      </w:tabs>
+      <w:ind w:left="2160" w:hanging="720"/>
+      <w:outlineLvl w:val="3"/>
+    </w:pPr>
+  </w:style>
+  <w:style w:type="paragraph" w:customStyle="1" w:styleId="SubHead3">
+    <w:name w:val="Sub Head 3"/>
+    <w:basedOn w:val="SubHead1"/>
+    <w:next w:val="BodyText"/>
+    <w:qFormat/>
+    <w:pPr>
+      <w:tabs>
+        <w:tab w:val="left" w:pos="2880"/>
+      </w:tabs>
+      <w:ind w:left="2880" w:hanging="720"/>
+      <w:outlineLvl w:val="4"/>
+    </w:pPr>
+  </w:style>
+  <w:style w:type="paragraph" w:customStyle="1" w:styleId="SubHead4">
+    <w:name w:val="Sub Head 4"/>
+    <w:basedOn w:val="SubHead1"/>
+    <w:next w:val="BodyText"/>
+    <w:qFormat/>
+    <w:pPr>
+      <w:tabs>
+        <w:tab w:val="left" w:pos="3600"/>
+      </w:tabs>
+      <w:ind w:left="3600" w:hanging="720"/>
+      <w:outlineLvl w:val="5"/>
+    </w:pPr>
+  </w:style>
+  <w:style w:type="paragraph" w:styleId="FootnoteText">
+    <w:name w:val="footnote text"/>
+    <w:basedOn w:val="Normal"/>
+    <w:link w:val="FootnoteTextChar"/>
+    <w:uiPriority w:val="99"/>
+    <w:unhideWhenUsed/>
+    <w:pPr>
+      <w:spacing w:after="140" w:line="398" w:lineRule="exact"/>
+      <w:ind w:firstLine="0"/>
+    </w:pPr>
+    <w:rPr>
+      <w:sz w:val="28"/>
+      <w:szCs w:val="28"/>
+    </w:rPr>
+  </w:style>
+  <w:style w:type="character" w:styleId="FootnoteTextChar">
+    <w:name w:val="Footnote Text Char"/>
+    <w:basedOn w:val="DefaultParagraphFont"/>
+    <w:link w:val="FootnoteText"/>
+    <w:uiPriority w:val="99"/>
+    <w:rPr>
+      <w:sz w:val="28"/>
+      <w:szCs w:val="28"/>
+    </w:rPr>
+  </w:style>
+  <w:style w:type="character" w:styleId="FootnoteReference">
+    <w:name w:val="footnote reference"/>
+    <w:basedOn w:val="DefaultParagraphFont"/>
+    <w:uiPriority w:val="99"/>
+    <w:unhideWhenUsed/>
+    <w:rPr>
+      <w:vertAlign w:val="superscript"/>
+    </w:rPr>
+  </w:style>
+  <w:style w:type="character" w:styleId="Hyperlink">
+    <w:name w:val="Hyperlink"/>
+    <w:basedOn w:val="DefaultParagraphFont"/>
+    <w:uiPriority w:val="99"/>
+    <w:unhideWhenUsed/>
+    <w:rPr>
+      <w:color w:val="000000"/>
+    </w:rPr>
+  </w:style>
+  <w:style w:type="character" w:styleId="VerbatimChar">
+    <w:name w:val="Verbatim Char"/>
+    <w:basedOn w:val="DefaultParagraphFont"/>
+    <w:rPr>
+      <w:rFonts w:ascii="Times New Roman" w:hAnsi="Times New Roman"/>
+    </w:rPr>
+  </w:style>
+  <w:style w:type="paragraph" w:styleId="Footer">
+    <w:name w:val="footer"/>
+    <w:basedOn w:val="Normal"/>
+    <w:uiPriority w:val="99"/>
+    <w:unhideWhenUsed/>
+    <w:pPr>
+      <w:spacing w:after="0" w:line="240" w:lineRule="auto"/>
+      <w:ind w:firstLine="0"/>
+      <w:jc w:val="center"/>
+    </w:pPr>
+  </w:style>
+  <w:style w:type="paragraph" w:styleId="Header">
+    <w:name w:val="header"/>
+    <w:basedOn w:val="Footer"/>
+    <w:uiPriority w:val="99"/>
+    <w:unhideWhenUsed/>
+  </w:style>
+  <w:style w:type="paragraph" w:customStyle="1" w:styleId="SectionBreak">
+    <w:name w:val="Section Break"/>
+    <w:basedOn w:val="Normal"/>
+    <w:pPr>
+      <w:spacing w:before="0" w:after="0" w:line="20" w:lineRule="exact"/>
+      <w:ind w:firstLine="0"/>
+    </w:pPr>
+    <w:rPr>
+      <w:sz w:val="2"/>
+      <w:szCs w:val="2"/>
+    </w:rPr>
+  </w:style>
+  <w:style w:type="paragraph" w:customStyle="1" w:styleId="Docket">
+    <w:name w:val="Docket"/>
+    <w:basedOn w:val="Normal"/>
+    <w:pPr>
+      <w:keepNext/>
+      <w:spacing w:before="0" w:after="200" w:line="240" w:lineRule="auto"/>
+      <w:ind w:firstLine="0"/>
+      <w:jc w:val="center"/>
+    </w:pPr>
+    <w:rPr>
+      <w:b/>
+      <w:bCs/>
+      <w:sz w:val="144"/>
+      <w:szCs w:val="144"/>
+    </w:rPr>
+  </w:style>
+  <w:style w:type="paragraph" w:customStyle="1" w:styleId="Centered">
+    <w:name w:val="Centered"/>
+    <w:basedOn w:val="Normal"/>
+    <w:qFormat/>
+    <w:pPr>
+      <w:spacing w:before="0" w:after="0" w:line="398" w:lineRule="exact"/>
+      <w:ind w:firstLine="0"/>
+      <w:jc w:val="center"/>
+    </w:pPr>
+  </w:style>
+  <w:style w:type="paragraph" w:customStyle="1" w:styleId="CoverPart">
+    <w:name w:val="Cover Part"/>
+    <w:basedOn w:val="Centered"/>
+    <w:qFormat/>
+    <w:pPr>
+      <w:spacing w:before="200" w:after="0" w:line="398" w:lineRule="exact"/>
+    </w:pPr>
+  </w:style>
+  <w:style w:type="paragraph" w:customStyle="1" w:styleId="RuleShort">
+    <w:name w:val="Rule Short"/>
+    <w:basedOn w:val="Centered"/>
+    <w:pPr>
+      <w:pBdr>
+        <w:bottom w:val="single" w:sz="6" w:space="1" w:color="000000"/>
+      </w:pBdr>
+      <w:spacing w:before="160" w:after="200" w:line="120" w:lineRule="exact"/>
+      <w:ind w:left="3240" w:right="3240" w:firstLine="0"/>
+    </w:pPr>
+    <w:rPr>
+      <w:sz w:val="4"/>
+      <w:szCs w:val="4"/>
+    </w:rPr>
+  </w:style>
+  <w:style w:type="paragraph" w:customStyle="1" w:styleId="Counsel">
+    <w:name w:val="Counsel"/>
+    <w:basedOn w:val="Normal"/>
+    <w:qFormat/>
+    <w:pPr>
+      <w:keepLines/>
+      <w:spacing w:before="0" w:after="0" w:line="398" w:lineRule="exact"/>
+      <w:ind w:left="3276" w:firstLine="0"/>
+    </w:pPr>
+  </w:style>
+  <w:style w:type="paragraph" w:customStyle="1" w:styleId="CounselLine">
+    <w:name w:val="Counsel Line"/>
+    <w:basedOn w:val="Counsel"/>
+    <w:qFormat/>
+    <w:pPr>
+      <w:ind w:left="3276" w:firstLine="140"/>
+    </w:pPr>
+    <w:rPr>
+      <w:i/>
+      <w:iCs/>
+    </w:rPr>
+  </w:style>
+  <w:style w:type="paragraph" w:customStyle="1" w:styleId="SingleLine">
+    <w:name w:val="Single Line"/>
+    <w:basedOn w:val="Normal"/>
+    <w:qFormat/>
+    <w:pPr>
+      <w:keepNext/>
+      <w:keepLines/>
+      <w:spacing w:before="0" w:after="0" w:line="398" w:lineRule="exact"/>
+      <w:ind w:firstLine="0"/>
+    </w:pPr>
+  </w:style>
+  <w:style w:type="paragraph" w:customStyle="1" w:styleId="SigDated">
+    <w:name w:val="Sig Dated"/>
+    <w:basedOn w:val="SingleLine"/>
+    <w:qFormat/>
+    <w:pPr>
+      <w:spacing w:before="390" w:after="0" w:line="398" w:lineRule="exact"/>
+    </w:pPr>
+  </w:style>
+  <w:style w:type="paragraph" w:customStyle="1" w:styleId="SigLeft">
+    <w:name w:val="Sig Left"/>
+    <w:basedOn w:val="Counsel"/>
+    <w:qFormat/>
+    <w:pPr>
+      <w:keepNext/>
+      <w:keepLines/>
+    </w:pPr>
+  </w:style>
+  <w:style w:type="paragraph" w:customStyle="1" w:styleId="SigLine">
+    <w:name w:val="Sig Line"/>
+    <w:basedOn w:val="SigLeft"/>
+    <w:qFormat/>
+    <w:pPr>
+      <w:ind w:left="3276" w:firstLine="140"/>
+    </w:pPr>
+    <w:rPr>
+      <w:i/>
+      <w:iCs/>
+    </w:rPr>
+  </w:style>
+  <w:style w:type="paragraph" w:customStyle="1" w:styleId="GapSig">
+    <w:name w:val="Gap Sig"/>
+    <w:basedOn w:val="Normal"/>
+    <w:pPr>
+      <w:keepNext/>
+      <w:spacing w:before="0" w:after="0" w:line="340" w:lineRule="exact"/>
+      <w:ind w:firstLine="0"/>
+    </w:pPr>
+  </w:style>
+  <w:style w:type="paragraph" w:customStyle="1" w:styleId="Single">
+    <w:name w:val="Single"/>
+    <w:basedOn w:val="Normal"/>
+    <w:qFormat/>
+    <w:pPr>
+      <w:spacing w:before="0" w:after="280" w:line="398" w:lineRule="exact"/>
+      <w:ind w:firstLine="0"/>
+    </w:pPr>
+  </w:style>
+  <w:style w:type="paragraph" w:customStyle="1" w:styleId="Indented">
+    <w:name w:val="Indented"/>
+    <w:basedOn w:val="Single"/>
+    <w:qFormat/>
+    <w:pPr>
+      <w:keepLines/>
+      <w:spacing w:before="0" w:after="200" w:line="398" w:lineRule="exact"/>
+      <w:ind w:left="720" w:firstLine="0"/>
+    </w:pPr>
+  </w:style>
+  <w:style w:type="paragraph" w:customStyle="1" w:styleId="SigGrid">
+    <w:name w:val="Sig Grid"/>
+    <w:basedOn w:val="Normal"/>
+    <w:pPr>
+      <w:keepNext/>
+      <w:keepLines/>
+      <w:tabs>
+        <w:tab w:val="left" w:pos="4820"/>
+      </w:tabs>
+      <w:spacing w:before="0" w:after="0" w:line="398" w:lineRule="exact"/>
+      <w:ind w:firstLine="0"/>
+    </w:pPr>
+  </w:style>
+  <w:style w:type="paragraph" w:customStyle="1" w:styleId="SigGridTop">
+    <w:name w:val="Sig Grid Top"/>
+    <w:basedOn w:val="SigGrid"/>
+    <w:pPr>
+      <w:spacing w:before="160" w:after="0" w:line="398" w:lineRule="exact"/>
+    </w:pPr>
+  </w:style>
+  <w:style w:type="paragraph" w:customStyle="1" w:styleId="RightHead">
+    <w:name w:val="Right Head"/>
+    <w:basedOn w:val="Normal"/>
+    <w:pPr>
+      <w:keepNext/>
+      <w:spacing w:before="0" w:after="200" w:line="398" w:lineRule="exact"/>
+      <w:ind w:firstLine="0"/>
+      <w:jc w:val="right"/>
+    </w:pPr>
+    <w:rPr>
+      <w:b/>
+      <w:u w:val="single"/>
+    </w:rPr>
+  </w:style>
+  <w:style w:type="paragraph" w:customStyle="1" w:styleId="TOCK0">
+    <w:name w:val="TOC Entry 0"/>
+    <w:basedOn w:val="Normal"/>
+    <w:qFormat/>
+    <w:pPr>
+      <w:keepLines/>
+      <w:tabs>
+        <w:tab w:val="left" w:pos="720"/>
+        <w:tab w:val="right" w:leader="dot" w:pos="9340"/>
+      </w:tabs>
+      <w:spacing w:before="100" w:after="0" w:line="398" w:lineRule="exact"/>
+      <w:ind w:left="720" w:right="720" w:hanging="720"/>
+    </w:pPr>
+  </w:style>
+  <w:style w:type="paragraph" w:customStyle="1" w:styleId="TOCK1">
+    <w:name w:val="TOC Entry 1"/>
+    <w:basedOn w:val="TOCK0"/>
+    <w:qFormat/>
+    <w:pPr>
+      <w:tabs>
+        <w:tab w:val="clear" w:pos="720"/>
+        <w:tab w:val="left" w:pos="1440"/>
+      </w:tabs>
+      <w:ind w:left="1440" w:right="720" w:hanging="720"/>
+    </w:pPr>
+  </w:style>
+  <w:style w:type="paragraph" w:customStyle="1" w:styleId="TOCK2">
+    <w:name w:val="TOC Entry 2"/>
+    <w:basedOn w:val="TOCK0"/>
+    <w:qFormat/>
+    <w:pPr>
+      <w:tabs>
+        <w:tab w:val="clear" w:pos="720"/>
+        <w:tab w:val="left" w:pos="2160"/>
+      </w:tabs>
+      <w:ind w:left="2160" w:right="720" w:hanging="720"/>
+    </w:pPr>
+  </w:style>
+  <w:style w:type="paragraph" w:customStyle="1" w:styleId="TOCK3">
+    <w:name w:val="TOC Entry 3"/>
+    <w:basedOn w:val="TOCK0"/>
+    <w:qFormat/>
+    <w:pPr>
+      <w:tabs>
+        <w:tab w:val="clear" w:pos="720"/>
+        <w:tab w:val="left" w:pos="2880"/>
+      </w:tabs>
+      <w:ind w:left="2880" w:right="720" w:hanging="720"/>
+    </w:pPr>
+  </w:style>
+  <w:style w:type="paragraph" w:customStyle="1" w:styleId="TOAGroup">
+    <w:name w:val="TOA Group"/>
+    <w:basedOn w:val="Normal"/>
+    <w:qFormat/>
+    <w:pPr>
+      <w:keepNext/>
+      <w:tabs>
+        <w:tab w:val="right" w:pos="9360"/>
+      </w:tabs>
+      <w:spacing w:before="280" w:after="0" w:line="398" w:lineRule="exact"/>
+      <w:ind w:firstLine="0"/>
+    </w:pPr>
+  </w:style>
+  <w:style w:type="paragraph" w:customStyle="1" w:styleId="TOALine">
+    <w:name w:val="TOA Line"/>
+    <w:basedOn w:val="Normal"/>
+    <w:qFormat/>
+    <w:pPr>
+      <w:keepLines/>
+      <w:tabs>
+        <w:tab w:val="right" w:leader="dot" w:pos="9340"/>
+      </w:tabs>
+      <w:spacing w:before="140" w:after="0" w:line="398" w:lineRule="exact"/>
+      <w:ind w:left="504" w:right="1120" w:hanging="504"/>
+    </w:pPr>
+  </w:style>
+  <w:style w:type="table" w:styleId="Table">
+    <w:name w:val="Table"/>
+    <w:basedOn w:val="TableNormal"/>
+    <w:uiPriority w:val="59"/>
+    <w:tblPr>
+      <w:tblBorders>
+        <w:top w:val="nil"/>
+        <w:left w:val="nil"/>
+        <w:bottom w:val="nil"/>
+        <w:right w:val="nil"/>
+        <w:insideH w:val="nil"/>
+        <w:insideV w:val="nil"/>
+      </w:tblBorders>
+    </w:tblPr>
+  </w:style>
+  <w:style w:type="paragraph" w:customStyle="1" w:styleId="BodyLast">
+    <w:name w:val="BodyLast"/>
+    <w:basedOn w:val="BodyText"/>
+    <w:qFormat/>
+  </w:style>
+  <w:style w:type="paragraph" w:customStyle="1" w:styleId="CounselLine">
+    <w:name w:val="CounselLine"/>
+    <w:basedOn w:val="BodyText"/>
+    <w:qFormat/>
+  </w:style>
+  <w:style w:type="paragraph" w:customStyle="1" w:styleId="CoverPart">
+    <w:name w:val="CoverPart"/>
+    <w:basedOn w:val="BodyText"/>
+    <w:qFormat/>
+  </w:style>
+  <w:style w:type="paragraph" w:customStyle="1" w:styleId="GapSig">
+    <w:name w:val="GapSig"/>
+    <w:basedOn w:val="BodyText"/>
+    <w:qFormat/>
+  </w:style>
+  <w:style w:type="paragraph" w:customStyle="1" w:styleId="PointHeading">
+    <w:name w:val="PointHeading"/>
+    <w:basedOn w:val="BodyText"/>
+    <w:qFormat/>
+  </w:style>
+  <w:style w:type="paragraph" w:customStyle="1" w:styleId="RightHead">
+    <w:name w:val="RightHead"/>
+    <w:basedOn w:val="BodyText"/>
+    <w:qFormat/>
+  </w:style>
+  <w:style w:type="paragraph" w:customStyle="1" w:styleId="RuleShort">
+    <w:name w:val="RuleShort"/>
+    <w:basedOn w:val="BodyText"/>
+    <w:qFormat/>
+  </w:style>
+  <w:style w:type="paragraph" w:customStyle="1" w:styleId="SigDated">
+    <w:name w:val="SigDated"/>
+    <w:basedOn w:val="BodyText"/>
+    <w:qFormat/>
+  </w:style>
+  <w:style w:type="paragraph" w:customStyle="1" w:styleId="SigGrid">
+    <w:name w:val="SigGrid"/>
+    <w:basedOn w:val="BodyText"/>
+    <w:qFormat/>
+  </w:style>
+  <w:style w:type="paragraph" w:customStyle="1" w:styleId="SigGridTop">
+    <w:name w:val="SigGridTop"/>
+    <w:basedOn w:val="BodyText"/>
+    <w:qFormat/>
+  </w:style>
+  <w:style w:type="paragraph" w:customStyle="1" w:styleId="SigLeft">
+    <w:name w:val="SigLeft"/>
+    <w:basedOn w:val="BodyText"/>
+    <w:qFormat/>
+  </w:style>
+  <w:style w:type="paragraph" w:customStyle="1" w:styleId="SigLine">
+    <w:name w:val="SigLine"/>
+    <w:basedOn w:val="BodyText"/>
+    <w:qFormat/>
+  </w:style>
+  <w:style w:type="paragraph" w:customStyle="1" w:styleId="SingleLine">
+    <w:name w:val="SingleLine"/>
+    <w:basedOn w:val="BodyText"/>
+    <w:qFormat/>
+  </w:style>
+  <w:style w:type="paragraph" w:customStyle="1" w:styleId="SubHead1">
+    <w:name w:val="SubHead1"/>
+    <w:basedOn w:val="BodyText"/>
+    <w:qFormat/>
+  </w:style>
+  <w:style w:type="paragraph" w:customStyle="1" w:styleId="TOAGroup">
+    <w:name w:val="TOAGroup"/>
+    <w:basedOn w:val="BodyText"/>
+    <w:qFormat/>
+  </w:style>
+  <w:style w:type="paragraph" w:customStyle="1" w:styleId="TOALine">
+    <w:name w:val="TOALine"/>
+    <w:basedOn w:val="BodyText"/>
+    <w:qFormat/>
+  </w:style>
+  <w:style w:type="paragraph" w:customStyle="1" w:styleId="TOCK0">
+    <w:name w:val="TOCK0"/>
+    <w:basedOn w:val="BodyText"/>
+    <w:qFormat/>
+  </w:style>
+  <w:style w:type="paragraph" w:customStyle="1" w:styleId="TOCK1">
+    <w:name w:val="TOCK1"/>
+    <w:basedOn w:val="BodyText"/>
+    <w:qFormat/>
   </w:style>
   <w:style w:type="paragraph" w:customStyle="1" w:styleId="SourceCode">
     <w:name w:val="Source Code"/>
@@ -1965,7 +2584,7 @@
     </a:clrScheme>
     <a:fontScheme name="Office">
       <a:majorFont>
-        <a:latin typeface="Aptos Display" panose="02110004020202020204"/>
+        <a:latin typeface="Times New Roman" panose="02110004020202020204"/>
         <a:ea typeface=""/>
         <a:cs typeface=""/>
         <a:font script="Jpan" typeface="游ゴシック Light"/>
@@ -2017,7 +2636,7 @@
         <a:font script="Tfng" typeface="Ebrima"/>
       </a:majorFont>
       <a:minorFont>
-        <a:latin typeface="Aptos" panose="02110004020202020204"/>
+        <a:latin typeface="Times New Roman" panose="02110004020202020204"/>
         <a:ea typeface=""/>
         <a:cs typeface=""/>
         <a:font script="Jpan" typeface="游明朝"/>

--- a/courts/second-circuit/court-of-appeals/answering-brief/usage/OUTPUT-answering-brief.docx
+++ b/courts/second-circuit/court-of-appeals/answering-brief/usage/OUTPUT-answering-brief.docx
@@ -17,9 +17,7 @@
           <w:sz w:val="144"/>
           <w:szCs w:val="144"/>
         </w:rPr>
-        <w:t xml:space="preserve">25</w:t>
-        <w:noBreakHyphen/>
-        <w:t xml:space="preserve">2247</w:t>
+        <w:t xml:space="preserve">25-⁠2247</w:t>
       </w:r>
     </w:p>
     <w:p>
@@ -250,9 +248,7 @@
         <w:t xml:space="preserve">Case No. </w:t>
       </w:r>
       <w:r>
-        <w:t xml:space="preserve">1:24-cv</w:t>
-        <w:noBreakHyphen/>
-        <w:t xml:space="preserve">05942</w:t>
+        <w:t xml:space="preserve">1:24-cv-⁠05942</w:t>
       </w:r>
       <w:r>
         <w:t xml:space="preserve"> (</w:t>
@@ -716,9 +712,7 @@
           <w:i/>
           <w:iCs/>
         </w:rPr>
-        <w:t xml:space="preserve">741</w:t>
-        <w:noBreakHyphen/>
-        <w:t xml:space="preserve">5167</w:t>
+        <w:t xml:space="preserve">741-⁠5167</w:t>
       </w:r>
     </w:p>
     <w:p>
@@ -2361,13 +2355,7 @@
         <w:t xml:space="preserve">Rapaport v. Iyer et al.</w:t>
       </w:r>
       <w:r>
-        <w:t xml:space="preserve">, No. 1:23-cv</w:t>
-      </w:r>
-      <w:r>
-        <w:noBreakHyphen/>
-      </w:r>
-      <w:r>
-        <w:t xml:space="preserve">06709 (S.D.N.Y.) (“Rapaport I”).</w:t>
+        <w:t xml:space="preserve">, No. 1:23-cv-⁠06709 (S.D.N.Y.) (“Rapaport I”).</w:t>
       </w:r>
       <w:r>
         <w:rPr>
@@ -3495,9 +3483,7 @@
           <w:i/>
           <w:iCs/>
         </w:rPr>
-        <w:t xml:space="preserve">741</w:t>
-        <w:noBreakHyphen/>
-        <w:t xml:space="preserve">5167</w:t>
+        <w:t xml:space="preserve">741-⁠5167</w:t>
       </w:r>
     </w:p>
     <w:p>
